--- a/02-quantitative-eda/activity/quantitative EDA/Activity 2B - IMBD Movie Review.docx
+++ b/02-quantitative-eda/activity/quantitative EDA/Activity 2B - IMBD Movie Review.docx
@@ -29,48 +29,7 @@
     <w:p>
       <w:pPr>
         <w:pStyle w:val="FirstParagraph"/>
-        <w:jc w:val="center"/>
-      </w:pPr>
-      <w:r>
-        <w:rPr>
-          <w:noProof/>
-        </w:rPr>
-        <w:drawing>
-          <wp:inline distT="0" distB="0" distL="0" distR="0" wp14:anchorId="7E2871C5" wp14:editId="756DD984">
-            <wp:extent cx="5543550" cy="2209800"/>
-            <wp:effectExtent l="0" t="0" r="0" b="0"/>
-            <wp:docPr id="1" name="Picture 1" descr="Graphical user interface, website&#10;&#10;Description automatically generated"/>
-            <wp:cNvGraphicFramePr>
-              <a:graphicFrameLocks xmlns:a="http://schemas.openxmlformats.org/drawingml/2006/main" noChangeAspect="1"/>
-            </wp:cNvGraphicFramePr>
-            <a:graphic xmlns:a="http://schemas.openxmlformats.org/drawingml/2006/main">
-              <a:graphicData uri="http://schemas.openxmlformats.org/drawingml/2006/picture">
-                <pic:pic xmlns:pic="http://schemas.openxmlformats.org/drawingml/2006/picture">
-                  <pic:nvPicPr>
-                    <pic:cNvPr id="1" name="Picture 1" descr="Graphical user interface, website&#10;&#10;Description automatically generated"/>
-                    <pic:cNvPicPr/>
-                  </pic:nvPicPr>
-                  <pic:blipFill>
-                    <a:blip r:embed="rId7"/>
-                    <a:stretch>
-                      <a:fillRect/>
-                    </a:stretch>
-                  </pic:blipFill>
-                  <pic:spPr>
-                    <a:xfrm>
-                      <a:off x="0" y="0"/>
-                      <a:ext cx="5543550" cy="2209800"/>
-                    </a:xfrm>
-                    <a:prstGeom prst="rect">
-                      <a:avLst/>
-                    </a:prstGeom>
-                  </pic:spPr>
-                </pic:pic>
-              </a:graphicData>
-            </a:graphic>
-          </wp:inline>
-        </w:drawing>
-      </w:r>
+      </w:pPr>
     </w:p>
     <w:p>
       <w:pPr>
@@ -146,10 +105,7 @@
         <w:pStyle w:val="FirstParagraph"/>
       </w:pPr>
       <w:r>
-        <w:t>I</w:t>
-      </w:r>
-      <w:r>
-        <w:t>n today’s activity, we will review summary measures and plots for quantitative variables. Some terms covered in this activity are:</w:t>
+        <w:t>In today’s activity, we will review summary measures and plots for quantitative variables. Some terms covered in this activity are:</w:t>
       </w:r>
     </w:p>
     <w:p>
@@ -171,10 +127,10 @@
         </w:numPr>
       </w:pPr>
       <w:r>
-        <w:t>Two measures of spread (variability): st</w:t>
-      </w:r>
-      <w:r>
-        <w:t>andard deviation, interquartile range (IQR)</w:t>
+        <w:t>Two measures of spread (variability): stan</w:t>
+      </w:r>
+      <w:r>
+        <w:t>dard deviation, interquartile range (IQR)</w:t>
       </w:r>
     </w:p>
     <w:p>
@@ -189,14 +145,19 @@
       </w:r>
     </w:p>
     <w:p>
+      <w:r>
+        <w:br w:type="page"/>
+      </w:r>
+    </w:p>
+    <w:p>
       <w:pPr>
         <w:pStyle w:val="Heading2"/>
       </w:pPr>
-      <w:bookmarkStart w:id="2" w:name="movies-released-in-2016"/>
+      <w:bookmarkStart w:id="2" w:name="movies-released-in-2020"/>
       <w:bookmarkEnd w:id="1"/>
       <w:r>
         <w:lastRenderedPageBreak/>
-        <w:t>Movies released in 2016</w:t>
+        <w:t>Movies released in 2020</w:t>
       </w:r>
     </w:p>
     <w:p>
@@ -300,14 +261,12 @@
             <w:pPr>
               <w:pStyle w:val="Compact"/>
             </w:pPr>
-            <w:proofErr w:type="spellStart"/>
             <w:r>
               <w:rPr>
                 <w:rStyle w:val="VerbatimChar"/>
               </w:rPr>
               <w:t>averageRating</w:t>
             </w:r>
-            <w:proofErr w:type="spellEnd"/>
           </w:p>
         </w:tc>
         <w:tc>
@@ -333,14 +292,12 @@
             <w:pPr>
               <w:pStyle w:val="Compact"/>
             </w:pPr>
-            <w:proofErr w:type="spellStart"/>
             <w:r>
               <w:rPr>
                 <w:rStyle w:val="VerbatimChar"/>
               </w:rPr>
               <w:t>numVotes</w:t>
             </w:r>
-            <w:proofErr w:type="spellEnd"/>
           </w:p>
         </w:tc>
         <w:tc>
@@ -428,14 +385,12 @@
             <w:pPr>
               <w:pStyle w:val="Compact"/>
             </w:pPr>
-            <w:proofErr w:type="spellStart"/>
             <w:r>
               <w:rPr>
                 <w:rStyle w:val="VerbatimChar"/>
               </w:rPr>
               <w:t>runtimeMinutes</w:t>
             </w:r>
-            <w:proofErr w:type="spellEnd"/>
           </w:p>
         </w:tc>
         <w:tc>
@@ -477,6 +432,995 @@
     </w:tbl>
     <w:p>
       <w:pPr>
+        <w:pStyle w:val="BodyText"/>
+      </w:pPr>
+      <w:r>
+        <w:t xml:space="preserve">The code below </w:t>
+      </w:r>
+      <w:r>
+        <w:rPr>
+          <w:rStyle w:val="VerbatimChar"/>
+        </w:rPr>
+        <w:t>head()</w:t>
+      </w:r>
+      <w:r>
+        <w:t xml:space="preserve"> shows us the top 6 observational units in the movie data set.</w:t>
+      </w:r>
+    </w:p>
+    <w:p>
+      <w:pPr>
+        <w:pStyle w:val="SourceCode"/>
+      </w:pPr>
+      <w:r>
+        <w:rPr>
+          <w:rStyle w:val="FunctionTok"/>
+        </w:rPr>
+        <w:t>head</w:t>
+      </w:r>
+      <w:r>
+        <w:rPr>
+          <w:rStyle w:val="NormalTok"/>
+        </w:rPr>
+        <w:t>(movie_ratings)</w:t>
+      </w:r>
+    </w:p>
+    <w:tbl>
+      <w:tblPr>
+        <w:tblStyle w:val="Table"/>
+        <w:tblW w:w="4837" w:type="pct"/>
+        <w:tblLook w:val="0020" w:firstRow="1" w:lastRow="0" w:firstColumn="0" w:lastColumn="0" w:noHBand="0" w:noVBand="0"/>
+      </w:tblPr>
+      <w:tblGrid>
+        <w:gridCol w:w="1898"/>
+        <w:gridCol w:w="1782"/>
+        <w:gridCol w:w="1221"/>
+        <w:gridCol w:w="1610"/>
+        <w:gridCol w:w="1454"/>
+        <w:gridCol w:w="1090"/>
+      </w:tblGrid>
+      <w:tr>
+        <w:trPr>
+          <w:cnfStyle w:val="100000000000" w:firstRow="1" w:lastRow="0" w:firstColumn="0" w:lastColumn="0" w:oddVBand="0" w:evenVBand="0" w:oddHBand="0" w:evenHBand="0" w:firstRowFirstColumn="0" w:firstRowLastColumn="0" w:lastRowFirstColumn="0" w:lastRowLastColumn="0"/>
+          <w:trHeight w:val="292"/>
+          <w:tblHeader/>
+        </w:trPr>
+        <w:tc>
+          <w:tcPr>
+            <w:tcW w:w="0" w:type="auto"/>
+          </w:tcPr>
+          <w:p>
+            <w:pPr>
+              <w:pStyle w:val="Compact"/>
+              <w:rPr>
+                <w:sz w:val="20"/>
+                <w:szCs w:val="20"/>
+              </w:rPr>
+            </w:pPr>
+            <w:r>
+              <w:rPr>
+                <w:sz w:val="20"/>
+                <w:szCs w:val="20"/>
+              </w:rPr>
+              <w:t>Movie</w:t>
+            </w:r>
+          </w:p>
+        </w:tc>
+        <w:tc>
+          <w:tcPr>
+            <w:tcW w:w="0" w:type="auto"/>
+          </w:tcPr>
+          <w:p>
+            <w:pPr>
+              <w:pStyle w:val="Compact"/>
+              <w:rPr>
+                <w:sz w:val="20"/>
+                <w:szCs w:val="20"/>
+              </w:rPr>
+            </w:pPr>
+            <w:r>
+              <w:rPr>
+                <w:sz w:val="20"/>
+                <w:szCs w:val="20"/>
+              </w:rPr>
+              <w:t>Genre</w:t>
+            </w:r>
+          </w:p>
+        </w:tc>
+        <w:tc>
+          <w:tcPr>
+            <w:tcW w:w="0" w:type="auto"/>
+          </w:tcPr>
+          <w:p>
+            <w:pPr>
+              <w:pStyle w:val="Compact"/>
+              <w:jc w:val="right"/>
+              <w:rPr>
+                <w:sz w:val="20"/>
+                <w:szCs w:val="20"/>
+              </w:rPr>
+            </w:pPr>
+            <w:r>
+              <w:rPr>
+                <w:sz w:val="20"/>
+                <w:szCs w:val="20"/>
+              </w:rPr>
+              <w:t>2020 Gross</w:t>
+            </w:r>
+          </w:p>
+        </w:tc>
+        <w:tc>
+          <w:tcPr>
+            <w:tcW w:w="0" w:type="auto"/>
+          </w:tcPr>
+          <w:p>
+            <w:pPr>
+              <w:pStyle w:val="Compact"/>
+              <w:rPr>
+                <w:sz w:val="20"/>
+                <w:szCs w:val="20"/>
+              </w:rPr>
+            </w:pPr>
+            <w:r>
+              <w:rPr>
+                <w:sz w:val="20"/>
+                <w:szCs w:val="20"/>
+              </w:rPr>
+              <w:t>runtimeMinutes</w:t>
+            </w:r>
+          </w:p>
+        </w:tc>
+        <w:tc>
+          <w:tcPr>
+            <w:tcW w:w="0" w:type="auto"/>
+          </w:tcPr>
+          <w:p>
+            <w:pPr>
+              <w:pStyle w:val="Compact"/>
+              <w:jc w:val="right"/>
+              <w:rPr>
+                <w:sz w:val="20"/>
+                <w:szCs w:val="20"/>
+              </w:rPr>
+            </w:pPr>
+            <w:r>
+              <w:rPr>
+                <w:sz w:val="20"/>
+                <w:szCs w:val="20"/>
+              </w:rPr>
+              <w:t>averageRating</w:t>
+            </w:r>
+          </w:p>
+        </w:tc>
+        <w:tc>
+          <w:tcPr>
+            <w:tcW w:w="0" w:type="auto"/>
+          </w:tcPr>
+          <w:p>
+            <w:pPr>
+              <w:pStyle w:val="Compact"/>
+              <w:jc w:val="right"/>
+              <w:rPr>
+                <w:sz w:val="20"/>
+                <w:szCs w:val="20"/>
+              </w:rPr>
+            </w:pPr>
+            <w:r>
+              <w:rPr>
+                <w:sz w:val="20"/>
+                <w:szCs w:val="20"/>
+              </w:rPr>
+              <w:t>numVotes</w:t>
+            </w:r>
+          </w:p>
+        </w:tc>
+      </w:tr>
+      <w:tr>
+        <w:trPr>
+          <w:trHeight w:val="286"/>
+        </w:trPr>
+        <w:tc>
+          <w:tcPr>
+            <w:tcW w:w="0" w:type="auto"/>
+          </w:tcPr>
+          <w:p>
+            <w:pPr>
+              <w:pStyle w:val="Compact"/>
+              <w:rPr>
+                <w:sz w:val="20"/>
+                <w:szCs w:val="20"/>
+              </w:rPr>
+            </w:pPr>
+            <w:r>
+              <w:rPr>
+                <w:sz w:val="20"/>
+                <w:szCs w:val="20"/>
+              </w:rPr>
+              <w:t>1917</w:t>
+            </w:r>
+          </w:p>
+        </w:tc>
+        <w:tc>
+          <w:tcPr>
+            <w:tcW w:w="0" w:type="auto"/>
+          </w:tcPr>
+          <w:p>
+            <w:pPr>
+              <w:pStyle w:val="Compact"/>
+              <w:rPr>
+                <w:sz w:val="20"/>
+                <w:szCs w:val="20"/>
+              </w:rPr>
+            </w:pPr>
+            <w:r>
+              <w:rPr>
+                <w:sz w:val="20"/>
+                <w:szCs w:val="20"/>
+              </w:rPr>
+              <w:t>Thriller/Suspense</w:t>
+            </w:r>
+          </w:p>
+        </w:tc>
+        <w:tc>
+          <w:tcPr>
+            <w:tcW w:w="0" w:type="auto"/>
+          </w:tcPr>
+          <w:p>
+            <w:pPr>
+              <w:pStyle w:val="Compact"/>
+              <w:jc w:val="right"/>
+              <w:rPr>
+                <w:sz w:val="20"/>
+                <w:szCs w:val="20"/>
+              </w:rPr>
+            </w:pPr>
+            <w:r>
+              <w:rPr>
+                <w:sz w:val="20"/>
+                <w:szCs w:val="20"/>
+              </w:rPr>
+              <w:t>157901466</w:t>
+            </w:r>
+          </w:p>
+        </w:tc>
+        <w:tc>
+          <w:tcPr>
+            <w:tcW w:w="0" w:type="auto"/>
+          </w:tcPr>
+          <w:p>
+            <w:pPr>
+              <w:pStyle w:val="Compact"/>
+              <w:rPr>
+                <w:sz w:val="20"/>
+                <w:szCs w:val="20"/>
+              </w:rPr>
+            </w:pPr>
+            <w:r>
+              <w:rPr>
+                <w:sz w:val="20"/>
+                <w:szCs w:val="20"/>
+              </w:rPr>
+              <w:t>34</w:t>
+            </w:r>
+          </w:p>
+        </w:tc>
+        <w:tc>
+          <w:tcPr>
+            <w:tcW w:w="0" w:type="auto"/>
+          </w:tcPr>
+          <w:p>
+            <w:pPr>
+              <w:pStyle w:val="Compact"/>
+              <w:jc w:val="right"/>
+              <w:rPr>
+                <w:sz w:val="20"/>
+                <w:szCs w:val="20"/>
+              </w:rPr>
+            </w:pPr>
+            <w:r>
+              <w:rPr>
+                <w:sz w:val="20"/>
+                <w:szCs w:val="20"/>
+              </w:rPr>
+              <w:t>5.7</w:t>
+            </w:r>
+          </w:p>
+        </w:tc>
+        <w:tc>
+          <w:tcPr>
+            <w:tcW w:w="0" w:type="auto"/>
+          </w:tcPr>
+          <w:p>
+            <w:pPr>
+              <w:pStyle w:val="Compact"/>
+              <w:jc w:val="right"/>
+              <w:rPr>
+                <w:sz w:val="20"/>
+                <w:szCs w:val="20"/>
+              </w:rPr>
+            </w:pPr>
+            <w:r>
+              <w:rPr>
+                <w:sz w:val="20"/>
+                <w:szCs w:val="20"/>
+              </w:rPr>
+              <w:t>23</w:t>
+            </w:r>
+          </w:p>
+        </w:tc>
+      </w:tr>
+      <w:tr>
+        <w:trPr>
+          <w:trHeight w:val="420"/>
+        </w:trPr>
+        <w:tc>
+          <w:tcPr>
+            <w:tcW w:w="0" w:type="auto"/>
+          </w:tcPr>
+          <w:p>
+            <w:pPr>
+              <w:pStyle w:val="Compact"/>
+              <w:rPr>
+                <w:sz w:val="20"/>
+                <w:szCs w:val="20"/>
+              </w:rPr>
+            </w:pPr>
+            <w:r>
+              <w:rPr>
+                <w:sz w:val="20"/>
+                <w:szCs w:val="20"/>
+              </w:rPr>
+              <w:t>The Invisible Man</w:t>
+            </w:r>
+          </w:p>
+        </w:tc>
+        <w:tc>
+          <w:tcPr>
+            <w:tcW w:w="0" w:type="auto"/>
+          </w:tcPr>
+          <w:p>
+            <w:pPr>
+              <w:pStyle w:val="Compact"/>
+              <w:rPr>
+                <w:sz w:val="20"/>
+                <w:szCs w:val="20"/>
+              </w:rPr>
+            </w:pPr>
+            <w:r>
+              <w:rPr>
+                <w:sz w:val="20"/>
+                <w:szCs w:val="20"/>
+              </w:rPr>
+              <w:t>Horror</w:t>
+            </w:r>
+          </w:p>
+        </w:tc>
+        <w:tc>
+          <w:tcPr>
+            <w:tcW w:w="0" w:type="auto"/>
+          </w:tcPr>
+          <w:p>
+            <w:pPr>
+              <w:pStyle w:val="Compact"/>
+              <w:jc w:val="right"/>
+              <w:rPr>
+                <w:sz w:val="20"/>
+                <w:szCs w:val="20"/>
+              </w:rPr>
+            </w:pPr>
+            <w:r>
+              <w:rPr>
+                <w:sz w:val="20"/>
+                <w:szCs w:val="20"/>
+              </w:rPr>
+              <w:t>64914050</w:t>
+            </w:r>
+          </w:p>
+        </w:tc>
+        <w:tc>
+          <w:tcPr>
+            <w:tcW w:w="0" w:type="auto"/>
+          </w:tcPr>
+          <w:p>
+            <w:pPr>
+              <w:pStyle w:val="Compact"/>
+              <w:rPr>
+                <w:sz w:val="20"/>
+                <w:szCs w:val="20"/>
+              </w:rPr>
+            </w:pPr>
+            <w:r>
+              <w:rPr>
+                <w:sz w:val="20"/>
+                <w:szCs w:val="20"/>
+              </w:rPr>
+              <w:t>71</w:t>
+            </w:r>
+          </w:p>
+        </w:tc>
+        <w:tc>
+          <w:tcPr>
+            <w:tcW w:w="0" w:type="auto"/>
+          </w:tcPr>
+          <w:p>
+            <w:pPr>
+              <w:pStyle w:val="Compact"/>
+              <w:jc w:val="right"/>
+              <w:rPr>
+                <w:sz w:val="20"/>
+                <w:szCs w:val="20"/>
+              </w:rPr>
+            </w:pPr>
+            <w:r>
+              <w:rPr>
+                <w:sz w:val="20"/>
+                <w:szCs w:val="20"/>
+              </w:rPr>
+              <w:t>7.7</w:t>
+            </w:r>
+          </w:p>
+        </w:tc>
+        <w:tc>
+          <w:tcPr>
+            <w:tcW w:w="0" w:type="auto"/>
+          </w:tcPr>
+          <w:p>
+            <w:pPr>
+              <w:pStyle w:val="Compact"/>
+              <w:jc w:val="right"/>
+              <w:rPr>
+                <w:sz w:val="20"/>
+                <w:szCs w:val="20"/>
+              </w:rPr>
+            </w:pPr>
+            <w:r>
+              <w:rPr>
+                <w:sz w:val="20"/>
+                <w:szCs w:val="20"/>
+              </w:rPr>
+              <w:t>29256</w:t>
+            </w:r>
+          </w:p>
+        </w:tc>
+      </w:tr>
+      <w:tr>
+        <w:trPr>
+          <w:trHeight w:val="292"/>
+        </w:trPr>
+        <w:tc>
+          <w:tcPr>
+            <w:tcW w:w="0" w:type="auto"/>
+          </w:tcPr>
+          <w:p>
+            <w:pPr>
+              <w:pStyle w:val="Compact"/>
+              <w:rPr>
+                <w:sz w:val="20"/>
+                <w:szCs w:val="20"/>
+              </w:rPr>
+            </w:pPr>
+            <w:r>
+              <w:rPr>
+                <w:sz w:val="20"/>
+                <w:szCs w:val="20"/>
+              </w:rPr>
+              <w:t>The Call of the Wild</w:t>
+            </w:r>
+          </w:p>
+        </w:tc>
+        <w:tc>
+          <w:tcPr>
+            <w:tcW w:w="0" w:type="auto"/>
+          </w:tcPr>
+          <w:p>
+            <w:pPr>
+              <w:pStyle w:val="Compact"/>
+              <w:rPr>
+                <w:sz w:val="20"/>
+                <w:szCs w:val="20"/>
+              </w:rPr>
+            </w:pPr>
+            <w:r>
+              <w:rPr>
+                <w:sz w:val="20"/>
+                <w:szCs w:val="20"/>
+              </w:rPr>
+              <w:t>Adventure</w:t>
+            </w:r>
+          </w:p>
+        </w:tc>
+        <w:tc>
+          <w:tcPr>
+            <w:tcW w:w="0" w:type="auto"/>
+          </w:tcPr>
+          <w:p>
+            <w:pPr>
+              <w:pStyle w:val="Compact"/>
+              <w:jc w:val="right"/>
+              <w:rPr>
+                <w:sz w:val="20"/>
+                <w:szCs w:val="20"/>
+              </w:rPr>
+            </w:pPr>
+            <w:r>
+              <w:rPr>
+                <w:sz w:val="20"/>
+                <w:szCs w:val="20"/>
+              </w:rPr>
+              <w:t>62342368</w:t>
+            </w:r>
+          </w:p>
+        </w:tc>
+        <w:tc>
+          <w:tcPr>
+            <w:tcW w:w="0" w:type="auto"/>
+          </w:tcPr>
+          <w:p>
+            <w:pPr>
+              <w:pStyle w:val="Compact"/>
+              <w:rPr>
+                <w:sz w:val="20"/>
+                <w:szCs w:val="20"/>
+              </w:rPr>
+            </w:pPr>
+            <w:r>
+              <w:rPr>
+                <w:sz w:val="20"/>
+                <w:szCs w:val="20"/>
+              </w:rPr>
+              <w:t>16</w:t>
+            </w:r>
+          </w:p>
+        </w:tc>
+        <w:tc>
+          <w:tcPr>
+            <w:tcW w:w="0" w:type="auto"/>
+          </w:tcPr>
+          <w:p>
+            <w:pPr>
+              <w:pStyle w:val="Compact"/>
+              <w:jc w:val="right"/>
+              <w:rPr>
+                <w:sz w:val="20"/>
+                <w:szCs w:val="20"/>
+              </w:rPr>
+            </w:pPr>
+            <w:r>
+              <w:rPr>
+                <w:sz w:val="20"/>
+                <w:szCs w:val="20"/>
+              </w:rPr>
+              <w:t>5.3</w:t>
+            </w:r>
+          </w:p>
+        </w:tc>
+        <w:tc>
+          <w:tcPr>
+            <w:tcW w:w="0" w:type="auto"/>
+          </w:tcPr>
+          <w:p>
+            <w:pPr>
+              <w:pStyle w:val="Compact"/>
+              <w:jc w:val="right"/>
+              <w:rPr>
+                <w:sz w:val="20"/>
+                <w:szCs w:val="20"/>
+              </w:rPr>
+            </w:pPr>
+            <w:r>
+              <w:rPr>
+                <w:sz w:val="20"/>
+                <w:szCs w:val="20"/>
+              </w:rPr>
+              <w:t>51</w:t>
+            </w:r>
+          </w:p>
+        </w:tc>
+      </w:tr>
+      <w:tr>
+        <w:trPr>
+          <w:trHeight w:val="158"/>
+        </w:trPr>
+        <w:tc>
+          <w:tcPr>
+            <w:tcW w:w="0" w:type="auto"/>
+          </w:tcPr>
+          <w:p>
+            <w:pPr>
+              <w:pStyle w:val="Compact"/>
+              <w:rPr>
+                <w:sz w:val="20"/>
+                <w:szCs w:val="20"/>
+              </w:rPr>
+            </w:pPr>
+            <w:r>
+              <w:rPr>
+                <w:sz w:val="20"/>
+                <w:szCs w:val="20"/>
+              </w:rPr>
+              <w:t>Tenet</w:t>
+            </w:r>
+          </w:p>
+        </w:tc>
+        <w:tc>
+          <w:tcPr>
+            <w:tcW w:w="0" w:type="auto"/>
+          </w:tcPr>
+          <w:p>
+            <w:pPr>
+              <w:pStyle w:val="Compact"/>
+              <w:rPr>
+                <w:sz w:val="20"/>
+                <w:szCs w:val="20"/>
+              </w:rPr>
+            </w:pPr>
+            <w:r>
+              <w:rPr>
+                <w:sz w:val="20"/>
+                <w:szCs w:val="20"/>
+              </w:rPr>
+              <w:t>Action</w:t>
+            </w:r>
+          </w:p>
+        </w:tc>
+        <w:tc>
+          <w:tcPr>
+            <w:tcW w:w="0" w:type="auto"/>
+          </w:tcPr>
+          <w:p>
+            <w:pPr>
+              <w:pStyle w:val="Compact"/>
+              <w:jc w:val="right"/>
+              <w:rPr>
+                <w:sz w:val="20"/>
+                <w:szCs w:val="20"/>
+              </w:rPr>
+            </w:pPr>
+            <w:r>
+              <w:rPr>
+                <w:sz w:val="20"/>
+                <w:szCs w:val="20"/>
+              </w:rPr>
+              <w:t>58044165</w:t>
+            </w:r>
+          </w:p>
+        </w:tc>
+        <w:tc>
+          <w:tcPr>
+            <w:tcW w:w="0" w:type="auto"/>
+          </w:tcPr>
+          <w:p>
+            <w:pPr>
+              <w:pStyle w:val="Compact"/>
+              <w:rPr>
+                <w:sz w:val="20"/>
+                <w:szCs w:val="20"/>
+              </w:rPr>
+            </w:pPr>
+            <w:r>
+              <w:rPr>
+                <w:sz w:val="20"/>
+                <w:szCs w:val="20"/>
+              </w:rPr>
+              <w:t>150</w:t>
+            </w:r>
+          </w:p>
+        </w:tc>
+        <w:tc>
+          <w:tcPr>
+            <w:tcW w:w="0" w:type="auto"/>
+          </w:tcPr>
+          <w:p>
+            <w:pPr>
+              <w:pStyle w:val="Compact"/>
+              <w:jc w:val="right"/>
+              <w:rPr>
+                <w:sz w:val="20"/>
+                <w:szCs w:val="20"/>
+              </w:rPr>
+            </w:pPr>
+            <w:r>
+              <w:rPr>
+                <w:sz w:val="20"/>
+                <w:szCs w:val="20"/>
+              </w:rPr>
+              <w:t>8.2</w:t>
+            </w:r>
+          </w:p>
+        </w:tc>
+        <w:tc>
+          <w:tcPr>
+            <w:tcW w:w="0" w:type="auto"/>
+          </w:tcPr>
+          <w:p>
+            <w:pPr>
+              <w:pStyle w:val="Compact"/>
+              <w:jc w:val="right"/>
+              <w:rPr>
+                <w:sz w:val="20"/>
+                <w:szCs w:val="20"/>
+              </w:rPr>
+            </w:pPr>
+            <w:r>
+              <w:rPr>
+                <w:sz w:val="20"/>
+                <w:szCs w:val="20"/>
+              </w:rPr>
+              <w:t>10174</w:t>
+            </w:r>
+          </w:p>
+        </w:tc>
+      </w:tr>
+      <w:tr>
+        <w:trPr>
+          <w:trHeight w:val="292"/>
+        </w:trPr>
+        <w:tc>
+          <w:tcPr>
+            <w:tcW w:w="0" w:type="auto"/>
+          </w:tcPr>
+          <w:p>
+            <w:pPr>
+              <w:pStyle w:val="Compact"/>
+              <w:rPr>
+                <w:sz w:val="20"/>
+                <w:szCs w:val="20"/>
+              </w:rPr>
+            </w:pPr>
+            <w:r>
+              <w:rPr>
+                <w:sz w:val="20"/>
+                <w:szCs w:val="20"/>
+              </w:rPr>
+              <w:t>Halloween</w:t>
+            </w:r>
+          </w:p>
+        </w:tc>
+        <w:tc>
+          <w:tcPr>
+            <w:tcW w:w="0" w:type="auto"/>
+          </w:tcPr>
+          <w:p>
+            <w:pPr>
+              <w:pStyle w:val="Compact"/>
+              <w:rPr>
+                <w:sz w:val="20"/>
+                <w:szCs w:val="20"/>
+              </w:rPr>
+            </w:pPr>
+            <w:r>
+              <w:rPr>
+                <w:sz w:val="20"/>
+                <w:szCs w:val="20"/>
+              </w:rPr>
+              <w:t>Horror</w:t>
+            </w:r>
+          </w:p>
+        </w:tc>
+        <w:tc>
+          <w:tcPr>
+            <w:tcW w:w="0" w:type="auto"/>
+          </w:tcPr>
+          <w:p>
+            <w:pPr>
+              <w:pStyle w:val="Compact"/>
+              <w:jc w:val="right"/>
+              <w:rPr>
+                <w:sz w:val="20"/>
+                <w:szCs w:val="20"/>
+              </w:rPr>
+            </w:pPr>
+            <w:r>
+              <w:rPr>
+                <w:sz w:val="20"/>
+                <w:szCs w:val="20"/>
+              </w:rPr>
+              <w:t>47274000</w:t>
+            </w:r>
+          </w:p>
+        </w:tc>
+        <w:tc>
+          <w:tcPr>
+            <w:tcW w:w="0" w:type="auto"/>
+          </w:tcPr>
+          <w:p>
+            <w:pPr>
+              <w:pStyle w:val="Compact"/>
+              <w:rPr>
+                <w:sz w:val="20"/>
+                <w:szCs w:val="20"/>
+              </w:rPr>
+            </w:pPr>
+            <w:r>
+              <w:rPr>
+                <w:sz w:val="20"/>
+                <w:szCs w:val="20"/>
+              </w:rPr>
+              <w:t>91</w:t>
+            </w:r>
+          </w:p>
+        </w:tc>
+        <w:tc>
+          <w:tcPr>
+            <w:tcW w:w="0" w:type="auto"/>
+          </w:tcPr>
+          <w:p>
+            <w:pPr>
+              <w:pStyle w:val="Compact"/>
+              <w:jc w:val="right"/>
+              <w:rPr>
+                <w:sz w:val="20"/>
+                <w:szCs w:val="20"/>
+              </w:rPr>
+            </w:pPr>
+            <w:r>
+              <w:rPr>
+                <w:sz w:val="20"/>
+                <w:szCs w:val="20"/>
+              </w:rPr>
+              <w:t>7.8</w:t>
+            </w:r>
+          </w:p>
+        </w:tc>
+        <w:tc>
+          <w:tcPr>
+            <w:tcW w:w="0" w:type="auto"/>
+          </w:tcPr>
+          <w:p>
+            <w:pPr>
+              <w:pStyle w:val="Compact"/>
+              <w:jc w:val="right"/>
+              <w:rPr>
+                <w:sz w:val="20"/>
+                <w:szCs w:val="20"/>
+              </w:rPr>
+            </w:pPr>
+            <w:r>
+              <w:rPr>
+                <w:sz w:val="20"/>
+                <w:szCs w:val="20"/>
+              </w:rPr>
+              <w:t>222169</w:t>
+            </w:r>
+          </w:p>
+        </w:tc>
+      </w:tr>
+      <w:tr>
+        <w:trPr>
+          <w:trHeight w:val="286"/>
+        </w:trPr>
+        <w:tc>
+          <w:tcPr>
+            <w:tcW w:w="0" w:type="auto"/>
+          </w:tcPr>
+          <w:p>
+            <w:pPr>
+              <w:pStyle w:val="Compact"/>
+              <w:rPr>
+                <w:sz w:val="20"/>
+                <w:szCs w:val="20"/>
+              </w:rPr>
+            </w:pPr>
+            <w:r>
+              <w:rPr>
+                <w:sz w:val="20"/>
+                <w:szCs w:val="20"/>
+              </w:rPr>
+              <w:t>Little Women</w:t>
+            </w:r>
+          </w:p>
+        </w:tc>
+        <w:tc>
+          <w:tcPr>
+            <w:tcW w:w="0" w:type="auto"/>
+          </w:tcPr>
+          <w:p>
+            <w:pPr>
+              <w:pStyle w:val="Compact"/>
+              <w:rPr>
+                <w:sz w:val="20"/>
+                <w:szCs w:val="20"/>
+              </w:rPr>
+            </w:pPr>
+            <w:r>
+              <w:rPr>
+                <w:sz w:val="20"/>
+                <w:szCs w:val="20"/>
+              </w:rPr>
+              <w:t>Drama</w:t>
+            </w:r>
+          </w:p>
+        </w:tc>
+        <w:tc>
+          <w:tcPr>
+            <w:tcW w:w="0" w:type="auto"/>
+          </w:tcPr>
+          <w:p>
+            <w:pPr>
+              <w:pStyle w:val="Compact"/>
+              <w:jc w:val="right"/>
+              <w:rPr>
+                <w:sz w:val="20"/>
+                <w:szCs w:val="20"/>
+              </w:rPr>
+            </w:pPr>
+            <w:r>
+              <w:rPr>
+                <w:sz w:val="20"/>
+                <w:szCs w:val="20"/>
+              </w:rPr>
+              <w:t>37593127</w:t>
+            </w:r>
+          </w:p>
+        </w:tc>
+        <w:tc>
+          <w:tcPr>
+            <w:tcW w:w="0" w:type="auto"/>
+          </w:tcPr>
+          <w:p>
+            <w:pPr>
+              <w:pStyle w:val="Compact"/>
+              <w:rPr>
+                <w:sz w:val="20"/>
+                <w:szCs w:val="20"/>
+              </w:rPr>
+            </w:pPr>
+            <w:r>
+              <w:rPr>
+                <w:sz w:val="20"/>
+                <w:szCs w:val="20"/>
+              </w:rPr>
+              <w:t>60</w:t>
+            </w:r>
+          </w:p>
+        </w:tc>
+        <w:tc>
+          <w:tcPr>
+            <w:tcW w:w="0" w:type="auto"/>
+          </w:tcPr>
+          <w:p>
+            <w:pPr>
+              <w:pStyle w:val="Compact"/>
+              <w:jc w:val="right"/>
+              <w:rPr>
+                <w:sz w:val="20"/>
+                <w:szCs w:val="20"/>
+              </w:rPr>
+            </w:pPr>
+            <w:r>
+              <w:rPr>
+                <w:sz w:val="20"/>
+                <w:szCs w:val="20"/>
+              </w:rPr>
+              <w:t>6.5</w:t>
+            </w:r>
+          </w:p>
+        </w:tc>
+        <w:tc>
+          <w:tcPr>
+            <w:tcW w:w="0" w:type="auto"/>
+          </w:tcPr>
+          <w:p>
+            <w:pPr>
+              <w:pStyle w:val="Compact"/>
+              <w:jc w:val="right"/>
+              <w:rPr>
+                <w:sz w:val="20"/>
+                <w:szCs w:val="20"/>
+              </w:rPr>
+            </w:pPr>
+            <w:r>
+              <w:rPr>
+                <w:sz w:val="20"/>
+                <w:szCs w:val="20"/>
+              </w:rPr>
+              <w:t>34</w:t>
+            </w:r>
+          </w:p>
+        </w:tc>
+      </w:tr>
+    </w:tbl>
+    <w:p>
+      <w:pPr>
         <w:pStyle w:val="Heading2"/>
       </w:pPr>
       <w:bookmarkStart w:id="3" w:name="Xbc3e1a97e504cd9829a8ca67a42b35f862e124f"/>
@@ -494,10 +1438,12 @@
         </w:numPr>
       </w:pPr>
       <w:r>
-        <w:t>What are the three types of plots used to plot a single quan</w:t>
-      </w:r>
-      <w:r>
-        <w:t>titative variable?</w:t>
+        <w:t>What are the three types of plots used to plot a single quantitative variable?</w:t>
+      </w:r>
+    </w:p>
+    <w:p>
+      <w:r>
+        <w:br w:type="page"/>
       </w:r>
     </w:p>
     <w:p>
@@ -506,116 +1452,221 @@
       </w:pPr>
       <w:bookmarkStart w:id="4" w:name="dotplot"/>
       <w:bookmarkEnd w:id="3"/>
-      <w:proofErr w:type="spellStart"/>
-      <w:r>
+      <w:r>
+        <w:lastRenderedPageBreak/>
         <w:t>Dotplot</w:t>
       </w:r>
-      <w:proofErr w:type="spellEnd"/>
     </w:p>
     <w:p>
       <w:pPr>
         <w:pStyle w:val="FirstParagraph"/>
       </w:pPr>
       <w:r>
-        <w:t>A</w:t>
-      </w:r>
-      <w:r>
+        <w:t xml:space="preserve">A dotplot will plot a dot for each value in the data set. The code below was used to create a dotplot of the </w:t>
+      </w:r>
+      <w:r>
+        <w:rPr>
+          <w:rStyle w:val="VerbatimChar"/>
+        </w:rPr>
+        <w:t>averageRatings</w:t>
+      </w:r>
+      <w:r>
+        <w:t xml:space="preserve"> variable from the </w:t>
+      </w:r>
+      <w:r>
+        <w:rPr>
+          <w:rStyle w:val="VerbatimChar"/>
+        </w:rPr>
+        <w:t>movies</w:t>
+      </w:r>
+      <w:r>
+        <w:t xml:space="preserve"> dataset. In a dotp</w:t>
+      </w:r>
+      <w:r>
+        <w:t xml:space="preserve">lot, the quantitative variable goes on the x-axis, which is why the code says </w:t>
+      </w:r>
+      <w:r>
+        <w:rPr>
+          <w:rStyle w:val="VerbatimChar"/>
+        </w:rPr>
+        <w:t>x = averageRating</w:t>
+      </w:r>
+      <w:r>
+        <w:t xml:space="preserve"> inside of the </w:t>
+      </w:r>
+      <w:r>
+        <w:rPr>
+          <w:rStyle w:val="VerbatimChar"/>
+        </w:rPr>
+        <w:t>aes()</w:t>
+      </w:r>
+      <w:r>
+        <w:t xml:space="preserve"> function.</w:t>
+      </w:r>
+    </w:p>
+    <w:p>
+      <w:pPr>
+        <w:pStyle w:val="SourceCode"/>
+      </w:pPr>
+      <w:r>
+        <w:rPr>
+          <w:rStyle w:val="FunctionTok"/>
+        </w:rPr>
+        <w:t>ggplot</w:t>
+      </w:r>
+      <w:r>
+        <w:rPr>
+          <w:rStyle w:val="NormalTok"/>
+        </w:rPr>
+        <w:t>(</w:t>
+      </w:r>
+      <w:r>
+        <w:rPr>
+          <w:rStyle w:val="AttributeTok"/>
+        </w:rPr>
+        <w:t>data =</w:t>
+      </w:r>
+      <w:r>
+        <w:rPr>
+          <w:rStyle w:val="NormalTok"/>
+        </w:rPr>
+        <w:t xml:space="preserve"> movie_ratings, </w:t>
+      </w:r>
+      <w:r>
+        <w:br/>
+      </w:r>
+      <w:r>
+        <w:rPr>
+          <w:rStyle w:val="NormalTok"/>
+        </w:rPr>
+        <w:t xml:space="preserve">       </w:t>
+      </w:r>
+      <w:r>
+        <w:rPr>
+          <w:rStyle w:val="AttributeTok"/>
+        </w:rPr>
+        <w:t>mapping =</w:t>
+      </w:r>
+      <w:r>
+        <w:rPr>
+          <w:rStyle w:val="NormalTok"/>
+        </w:rPr>
         <w:t xml:space="preserve"> </w:t>
       </w:r>
-      <w:proofErr w:type="spellStart"/>
-      <w:r>
-        <w:t>dotplot</w:t>
-      </w:r>
-      <w:proofErr w:type="spellEnd"/>
-      <w:r>
-        <w:t xml:space="preserve"> will plot a dot for each value in the data set. The code below was used to create a </w:t>
-      </w:r>
-      <w:proofErr w:type="spellStart"/>
-      <w:r>
-        <w:t>dotplot</w:t>
-      </w:r>
-      <w:proofErr w:type="spellEnd"/>
-      <w:r>
-        <w:t xml:space="preserve"> of the </w:t>
-      </w:r>
-      <w:proofErr w:type="spellStart"/>
-      <w:r>
-        <w:rPr>
-          <w:rStyle w:val="VerbatimChar"/>
-        </w:rPr>
-        <w:t>averageRatings</w:t>
-      </w:r>
-      <w:proofErr w:type="spellEnd"/>
-      <w:r>
-        <w:t xml:space="preserve"> variable from the </w:t>
-      </w:r>
-      <w:r>
-        <w:rPr>
-          <w:rStyle w:val="VerbatimChar"/>
-        </w:rPr>
-        <w:t>movies</w:t>
-      </w:r>
-      <w:r>
+      <w:r>
+        <w:rPr>
+          <w:rStyle w:val="FunctionTok"/>
+        </w:rPr>
+        <w:t>aes</w:t>
+      </w:r>
+      <w:r>
+        <w:rPr>
+          <w:rStyle w:val="NormalTok"/>
+        </w:rPr>
+        <w:t>(</w:t>
+      </w:r>
+      <w:r>
+        <w:rPr>
+          <w:rStyle w:val="AttributeTok"/>
+        </w:rPr>
+        <w:t>x =</w:t>
+      </w:r>
+      <w:r>
+        <w:rPr>
+          <w:rStyle w:val="NormalTok"/>
+        </w:rPr>
+        <w:t xml:space="preserve"> averageRating)) </w:t>
+      </w:r>
+      <w:r>
+        <w:rPr>
+          <w:rStyle w:val="SpecialCharTok"/>
+        </w:rPr>
+        <w:t>+</w:t>
+      </w:r>
+      <w:r>
+        <w:br/>
+      </w:r>
+      <w:r>
+        <w:rPr>
+          <w:rStyle w:val="NormalTok"/>
+        </w:rPr>
+        <w:t xml:space="preserve">  </w:t>
+      </w:r>
+      <w:r>
+        <w:rPr>
+          <w:rStyle w:val="FunctionTok"/>
+        </w:rPr>
+        <w:t>geom_dotplot</w:t>
+      </w:r>
+      <w:r>
+        <w:rPr>
+          <w:rStyle w:val="NormalTok"/>
+        </w:rPr>
+        <w:t>(</w:t>
+      </w:r>
+      <w:r>
+        <w:rPr>
+          <w:rStyle w:val="AttributeTok"/>
+        </w:rPr>
+        <w:t>dotsize =</w:t>
+      </w:r>
+      <w:r>
+        <w:rPr>
+          <w:rStyle w:val="NormalTok"/>
+        </w:rPr>
         <w:t xml:space="preserve"> </w:t>
       </w:r>
       <w:r>
-        <w:t xml:space="preserve">dataset. In a </w:t>
-      </w:r>
-      <w:proofErr w:type="spellStart"/>
-      <w:r>
-        <w:t>dotplot</w:t>
-      </w:r>
-      <w:proofErr w:type="spellEnd"/>
-      <w:r>
-        <w:t xml:space="preserve">, the quantitative variable goes on the x-axis, which is why the code says </w:t>
-      </w:r>
-      <w:r>
-        <w:rPr>
-          <w:rStyle w:val="VerbatimChar"/>
-        </w:rPr>
-        <w:t xml:space="preserve">x = </w:t>
-      </w:r>
-      <w:proofErr w:type="spellStart"/>
-      <w:r>
-        <w:rPr>
-          <w:rStyle w:val="VerbatimChar"/>
-        </w:rPr>
-        <w:t>averageRating</w:t>
-      </w:r>
-      <w:proofErr w:type="spellEnd"/>
-      <w:r>
-        <w:t xml:space="preserve"> inside of the </w:t>
-      </w:r>
-      <w:proofErr w:type="spellStart"/>
-      <w:r>
-        <w:rPr>
-          <w:rStyle w:val="VerbatimChar"/>
-        </w:rPr>
-        <w:t>aes</w:t>
-      </w:r>
-      <w:proofErr w:type="spellEnd"/>
-      <w:r>
-        <w:rPr>
-          <w:rStyle w:val="VerbatimChar"/>
-        </w:rPr>
-        <w:t>()</w:t>
-      </w:r>
-      <w:r>
-        <w:t xml:space="preserve"> function.</w:t>
-      </w:r>
-    </w:p>
-    <w:p>
-      <w:pPr>
-        <w:pStyle w:val="SourceCode"/>
-      </w:pPr>
-      <w:proofErr w:type="spellStart"/>
+        <w:rPr>
+          <w:rStyle w:val="FloatTok"/>
+        </w:rPr>
+        <w:t>0.5</w:t>
+      </w:r>
+      <w:r>
+        <w:rPr>
+          <w:rStyle w:val="NormalTok"/>
+        </w:rPr>
+        <w:t xml:space="preserve">, </w:t>
+      </w:r>
+      <w:r>
+        <w:rPr>
+          <w:rStyle w:val="AttributeTok"/>
+        </w:rPr>
+        <w:t>method=</w:t>
+      </w:r>
+      <w:r>
+        <w:rPr>
+          <w:rStyle w:val="StringTok"/>
+        </w:rPr>
+        <w:t>"histodot"</w:t>
+      </w:r>
+      <w:r>
+        <w:rPr>
+          <w:rStyle w:val="NormalTok"/>
+        </w:rPr>
+        <w:t xml:space="preserve">) </w:t>
+      </w:r>
+      <w:r>
+        <w:rPr>
+          <w:rStyle w:val="SpecialCharTok"/>
+        </w:rPr>
+        <w:t>+</w:t>
+      </w:r>
+      <w:r>
+        <w:br/>
+      </w:r>
+      <w:r>
+        <w:rPr>
+          <w:rStyle w:val="NormalTok"/>
+        </w:rPr>
+        <w:t xml:space="preserve">  </w:t>
+      </w:r>
       <w:r>
         <w:rPr>
           <w:rStyle w:val="FunctionTok"/>
         </w:rPr>
-        <w:t>ggplot</w:t>
-      </w:r>
-      <w:proofErr w:type="spellEnd"/>
+        <w:t>labs</w:t>
+      </w:r>
       <w:r>
         <w:rPr>
           <w:rStyle w:val="NormalTok"/>
@@ -626,7 +1677,7 @@
         <w:rPr>
           <w:rStyle w:val="AttributeTok"/>
         </w:rPr>
-        <w:t>data =</w:t>
+        <w:t>title =</w:t>
       </w:r>
       <w:r>
         <w:rPr>
@@ -634,14 +1685,12 @@
         </w:rPr>
         <w:t xml:space="preserve"> </w:t>
       </w:r>
-      <w:proofErr w:type="spellStart"/>
-      <w:r>
-        <w:rPr>
-          <w:rStyle w:val="NormalTok"/>
-        </w:rPr>
-        <w:t>movie_ratings</w:t>
-      </w:r>
-      <w:proofErr w:type="spellEnd"/>
+      <w:r>
+        <w:rPr>
+          <w:rStyle w:val="StringTok"/>
+        </w:rPr>
+        <w:t>"Score of Movies from 2020"</w:t>
+      </w:r>
       <w:r>
         <w:rPr>
           <w:rStyle w:val="NormalTok"/>
@@ -649,6 +1698,12 @@
         <w:t xml:space="preserve">, </w:t>
       </w:r>
       <w:r>
+        <w:rPr>
+          <w:rStyle w:val="CommentTok"/>
+        </w:rPr>
+        <w:t># Title for plot</w:t>
+      </w:r>
+      <w:r>
         <w:br/>
       </w:r>
       <w:r>
@@ -661,7 +1716,7 @@
         <w:rPr>
           <w:rStyle w:val="AttributeTok"/>
         </w:rPr>
-        <w:t>mapping =</w:t>
+        <w:t>x =</w:t>
       </w:r>
       <w:r>
         <w:rPr>
@@ -669,25 +1724,38 @@
         </w:rPr>
         <w:t xml:space="preserve"> </w:t>
       </w:r>
-      <w:proofErr w:type="spellStart"/>
-      <w:r>
-        <w:rPr>
-          <w:rStyle w:val="FunctionTok"/>
-        </w:rPr>
-        <w:t>aes</w:t>
-      </w:r>
-      <w:proofErr w:type="spellEnd"/>
-      <w:r>
-        <w:rPr>
-          <w:rStyle w:val="NormalTok"/>
-        </w:rPr>
-        <w:t>(</w:t>
+      <w:r>
+        <w:rPr>
+          <w:rStyle w:val="StringTok"/>
+        </w:rPr>
+        <w:t>"IMDb Score (Average Rating)"</w:t>
+      </w:r>
+      <w:r>
+        <w:rPr>
+          <w:rStyle w:val="NormalTok"/>
+        </w:rPr>
+        <w:t xml:space="preserve">, </w:t>
+      </w:r>
+      <w:r>
+        <w:rPr>
+          <w:rStyle w:val="CommentTok"/>
+        </w:rPr>
+        <w:t># Label for x axis</w:t>
+      </w:r>
+      <w:r>
+        <w:br/>
+      </w:r>
+      <w:r>
+        <w:rPr>
+          <w:rStyle w:val="NormalTok"/>
+        </w:rPr>
+        <w:t xml:space="preserve">       </w:t>
       </w:r>
       <w:r>
         <w:rPr>
           <w:rStyle w:val="AttributeTok"/>
         </w:rPr>
-        <w:t>x =</w:t>
+        <w:t>y =</w:t>
       </w:r>
       <w:r>
         <w:rPr>
@@ -695,25 +1763,11 @@
         </w:rPr>
         <w:t xml:space="preserve"> </w:t>
       </w:r>
-      <w:proofErr w:type="spellStart"/>
-      <w:r>
-        <w:rPr>
-          <w:rStyle w:val="NormalTok"/>
-        </w:rPr>
-        <w:t>averageRating</w:t>
-      </w:r>
-      <w:proofErr w:type="spellEnd"/>
-      <w:r>
-        <w:rPr>
-          <w:rStyle w:val="NormalTok"/>
-        </w:rPr>
-        <w:t xml:space="preserve">)) </w:t>
-      </w:r>
-      <w:r>
-        <w:rPr>
-          <w:rStyle w:val="SpecialCharTok"/>
-        </w:rPr>
-        <w:t>+</w:t>
+      <w:r>
+        <w:rPr>
+          <w:rStyle w:val="StringTok"/>
+        </w:rPr>
+        <w:t>"Frequency"</w:t>
       </w:r>
       <w:r>
         <w:rPr>
@@ -722,203 +1776,19 @@
         <w:t xml:space="preserve"> </w:t>
       </w:r>
       <w:r>
+        <w:rPr>
+          <w:rStyle w:val="CommentTok"/>
+        </w:rPr>
+        <w:t># Label for y axis</w:t>
+      </w:r>
+      <w:r>
         <w:br/>
       </w:r>
       <w:r>
         <w:rPr>
           <w:rStyle w:val="NormalTok"/>
         </w:rPr>
-        <w:t xml:space="preserve">  </w:t>
-      </w:r>
-      <w:proofErr w:type="spellStart"/>
-      <w:r>
-        <w:rPr>
-          <w:rStyle w:val="FunctionTok"/>
-        </w:rPr>
-        <w:t>geom_dotplot</w:t>
-      </w:r>
-      <w:proofErr w:type="spellEnd"/>
-      <w:r>
-        <w:rPr>
-          <w:rStyle w:val="NormalTok"/>
-        </w:rPr>
-        <w:t>(</w:t>
-      </w:r>
-      <w:proofErr w:type="spellStart"/>
-      <w:r>
-        <w:rPr>
-          <w:rStyle w:val="AttributeTok"/>
-        </w:rPr>
-        <w:t>dotsize</w:t>
-      </w:r>
-      <w:proofErr w:type="spellEnd"/>
-      <w:r>
-        <w:rPr>
-          <w:rStyle w:val="AttributeTok"/>
-        </w:rPr>
-        <w:t xml:space="preserve"> =</w:t>
-      </w:r>
-      <w:r>
-        <w:rPr>
-          <w:rStyle w:val="NormalTok"/>
-        </w:rPr>
-        <w:t xml:space="preserve"> </w:t>
-      </w:r>
-      <w:r>
-        <w:rPr>
-          <w:rStyle w:val="FloatTok"/>
-        </w:rPr>
-        <w:t>0.5</w:t>
-      </w:r>
-      <w:r>
-        <w:rPr>
-          <w:rStyle w:val="NormalTok"/>
-        </w:rPr>
-        <w:t xml:space="preserve">) </w:t>
-      </w:r>
-      <w:r>
-        <w:rPr>
-          <w:rStyle w:val="SpecialCharTok"/>
-        </w:rPr>
-        <w:t>+</w:t>
-      </w:r>
-      <w:r>
-        <w:br/>
-      </w:r>
-      <w:r>
-        <w:rPr>
-          <w:rStyle w:val="NormalTok"/>
-        </w:rPr>
-        <w:t xml:space="preserve">  </w:t>
-      </w:r>
-      <w:r>
-        <w:rPr>
-          <w:rStyle w:val="FunctionTok"/>
-        </w:rPr>
-        <w:t>labs</w:t>
-      </w:r>
-      <w:r>
-        <w:rPr>
-          <w:rStyle w:val="NormalTok"/>
-        </w:rPr>
-        <w:t>(</w:t>
-      </w:r>
-      <w:r>
-        <w:rPr>
-          <w:rStyle w:val="AttributeTok"/>
-        </w:rPr>
-        <w:t>title =</w:t>
-      </w:r>
-      <w:r>
-        <w:rPr>
-          <w:rStyle w:val="NormalTok"/>
-        </w:rPr>
-        <w:t xml:space="preserve"> </w:t>
-      </w:r>
-      <w:r>
-        <w:rPr>
-          <w:rStyle w:val="StringTok"/>
-        </w:rPr>
-        <w:t>"Score of Movies from 2020"</w:t>
-      </w:r>
-      <w:r>
-        <w:rPr>
-          <w:rStyle w:val="NormalTok"/>
-        </w:rPr>
-        <w:t xml:space="preserve">, </w:t>
-      </w:r>
-      <w:r>
-        <w:rPr>
-          <w:rStyle w:val="CommentTok"/>
-        </w:rPr>
-        <w:t># Title for plot</w:t>
-      </w:r>
-      <w:r>
-        <w:br/>
-      </w:r>
-      <w:r>
-        <w:rPr>
-          <w:rStyle w:val="NormalTok"/>
-        </w:rPr>
-        <w:t xml:space="preserve">       </w:t>
-      </w:r>
-      <w:r>
-        <w:rPr>
-          <w:rStyle w:val="AttributeTok"/>
-        </w:rPr>
-        <w:t>x =</w:t>
-      </w:r>
-      <w:r>
-        <w:rPr>
-          <w:rStyle w:val="NormalTok"/>
-        </w:rPr>
-        <w:t xml:space="preserve"> </w:t>
-      </w:r>
-      <w:r>
-        <w:rPr>
-          <w:rStyle w:val="StringTok"/>
-        </w:rPr>
-        <w:t>"IMDb Score"</w:t>
-      </w:r>
-      <w:r>
-        <w:rPr>
-          <w:rStyle w:val="NormalTok"/>
-        </w:rPr>
-        <w:t xml:space="preserve">, </w:t>
-      </w:r>
-      <w:r>
-        <w:rPr>
-          <w:rStyle w:val="CommentTok"/>
-        </w:rPr>
-        <w:t># Label for x axis</w:t>
-      </w:r>
-      <w:r>
-        <w:br/>
-      </w:r>
-      <w:r>
-        <w:rPr>
-          <w:rStyle w:val="NormalTok"/>
-        </w:rPr>
-        <w:t xml:space="preserve">       </w:t>
-      </w:r>
-      <w:r>
-        <w:rPr>
-          <w:rStyle w:val="AttributeTok"/>
-        </w:rPr>
-        <w:t>y =</w:t>
-      </w:r>
-      <w:r>
-        <w:rPr>
-          <w:rStyle w:val="NormalTok"/>
-        </w:rPr>
-        <w:t xml:space="preserve"> </w:t>
-      </w:r>
-      <w:r>
-        <w:rPr>
-          <w:rStyle w:val="StringTok"/>
-        </w:rPr>
-        <w:t>"Frequency"</w:t>
-      </w:r>
-      <w:r>
-        <w:rPr>
-          <w:rStyle w:val="NormalTok"/>
-        </w:rPr>
-        <w:t xml:space="preserve"> </w:t>
-      </w:r>
-      <w:r>
-        <w:rPr>
-          <w:rStyle w:val="CommentTok"/>
-        </w:rPr>
-        <w:t># Label for y axis</w:t>
-      </w:r>
-      <w:r>
-        <w:br/>
-      </w:r>
-      <w:r>
-        <w:rPr>
-          <w:rStyle w:val="NormalTok"/>
-        </w:rPr>
-        <w:t xml:space="preserve">       ) </w:t>
+        <w:t xml:space="preserve">       )</w:t>
       </w:r>
     </w:p>
     <w:p>
@@ -929,9 +1799,8 @@
         <w:rPr>
           <w:noProof/>
         </w:rPr>
-        <w:lastRenderedPageBreak/>
         <w:drawing>
-          <wp:inline distT="0" distB="0" distL="0" distR="0" wp14:anchorId="3E97CEF4" wp14:editId="3E97CEF5">
+          <wp:inline distT="0" distB="0" distL="0" distR="0" wp14:anchorId="6A3C6DF6" wp14:editId="6A3C6DF7">
             <wp:extent cx="4620126" cy="3696101"/>
             <wp:effectExtent l="0" t="0" r="0" b="0"/>
             <wp:docPr id="37" name="Picture"/>
@@ -941,6 +1810,466 @@
                 <pic:pic xmlns:pic="http://schemas.openxmlformats.org/drawingml/2006/picture">
                   <pic:nvPicPr>
                     <pic:cNvPr id="38" name="Picture" descr="eda_quant_files/figure-docx/dotplot-1.png"/>
+                    <pic:cNvPicPr>
+                      <a:picLocks noChangeAspect="1" noChangeArrowheads="1"/>
+                    </pic:cNvPicPr>
+                  </pic:nvPicPr>
+                  <pic:blipFill>
+                    <a:blip r:embed="rId7"/>
+                    <a:stretch>
+                      <a:fillRect/>
+                    </a:stretch>
+                  </pic:blipFill>
+                  <pic:spPr bwMode="auto">
+                    <a:xfrm>
+                      <a:off x="0" y="0"/>
+                      <a:ext cx="4620126" cy="3696101"/>
+                    </a:xfrm>
+                    <a:prstGeom prst="rect">
+                      <a:avLst/>
+                    </a:prstGeom>
+                    <a:noFill/>
+                    <a:ln w="9525">
+                      <a:noFill/>
+                      <a:headEnd/>
+                      <a:tailEnd/>
+                    </a:ln>
+                  </pic:spPr>
+                </pic:pic>
+              </a:graphicData>
+            </a:graphic>
+          </wp:inline>
+        </w:drawing>
+      </w:r>
+    </w:p>
+    <w:p>
+      <w:pPr>
+        <w:pStyle w:val="Compact"/>
+        <w:numPr>
+          <w:ilvl w:val="0"/>
+          <w:numId w:val="5"/>
+        </w:numPr>
+      </w:pPr>
+      <w:r>
+        <w:t>What does each dot on the dotplot represent?</w:t>
+      </w:r>
+    </w:p>
+    <w:p>
+      <w:pPr>
+        <w:pStyle w:val="Compact"/>
+        <w:numPr>
+          <w:ilvl w:val="0"/>
+          <w:numId w:val="6"/>
+        </w:numPr>
+      </w:pPr>
+      <w:r>
+        <w:t>How would you describe the shape of the distribution of IMDb scores?</w:t>
+      </w:r>
+    </w:p>
+    <w:p>
+      <w:pPr>
+        <w:pStyle w:val="Compact"/>
+        <w:numPr>
+          <w:ilvl w:val="0"/>
+          <w:numId w:val="7"/>
+        </w:numPr>
+      </w:pPr>
+      <w:r>
+        <w:t xml:space="preserve">What do you think </w:t>
+      </w:r>
+      <w:r>
+        <w:rPr>
+          <w:rStyle w:val="VerbatimChar"/>
+        </w:rPr>
+        <w:t>dotsize = 0.5</w:t>
+      </w:r>
+      <w:r>
+        <w:t xml:space="preserve"> in the code chunk does?</w:t>
+      </w:r>
+    </w:p>
+    <w:p>
+      <w:r>
+        <w:br w:type="page"/>
+      </w:r>
+    </w:p>
+    <w:p>
+      <w:pPr>
+        <w:pStyle w:val="Heading2"/>
+      </w:pPr>
+      <w:bookmarkStart w:id="5" w:name="histogram"/>
+      <w:bookmarkEnd w:id="4"/>
+      <w:r>
+        <w:lastRenderedPageBreak/>
+        <w:t>Histogram</w:t>
+      </w:r>
+    </w:p>
+    <w:p>
+      <w:pPr>
+        <w:pStyle w:val="FirstParagraph"/>
+      </w:pPr>
+      <w:r>
+        <w:t>To create a histogram of the IMDb scores, all we need to do is change the geometric object we are displaying on our plo</w:t>
+      </w:r>
+      <w:r>
+        <w:t>t! In a dotplot we use dots, but in a histogram we use bars. Notice, in the code below there are two changes:</w:t>
+      </w:r>
+    </w:p>
+    <w:p>
+      <w:pPr>
+        <w:pStyle w:val="Compact"/>
+        <w:numPr>
+          <w:ilvl w:val="0"/>
+          <w:numId w:val="8"/>
+        </w:numPr>
+      </w:pPr>
+      <w:r>
+        <w:t xml:space="preserve">I am using </w:t>
+      </w:r>
+      <w:r>
+        <w:rPr>
+          <w:rStyle w:val="VerbatimChar"/>
+        </w:rPr>
+        <w:t>geom_histogram()</w:t>
+      </w:r>
+      <w:r>
+        <w:t xml:space="preserve"> instead of </w:t>
+      </w:r>
+      <w:r>
+        <w:rPr>
+          <w:rStyle w:val="VerbatimChar"/>
+        </w:rPr>
+        <w:t>geom_dotplot()</w:t>
+      </w:r>
+    </w:p>
+    <w:p>
+      <w:pPr>
+        <w:pStyle w:val="Compact"/>
+        <w:numPr>
+          <w:ilvl w:val="0"/>
+          <w:numId w:val="8"/>
+        </w:numPr>
+      </w:pPr>
+      <w:r>
+        <w:t xml:space="preserve">I am specifying how wide the bins of the histogram should be using </w:t>
+      </w:r>
+      <w:r>
+        <w:rPr>
+          <w:rStyle w:val="VerbatimChar"/>
+        </w:rPr>
+        <w:t>binwidth = 0.5</w:t>
+      </w:r>
+    </w:p>
+    <w:p>
+      <w:pPr>
+        <w:pStyle w:val="SourceCode"/>
+      </w:pPr>
+      <w:r>
+        <w:rPr>
+          <w:rStyle w:val="FunctionTok"/>
+        </w:rPr>
+        <w:t>ggplot</w:t>
+      </w:r>
+      <w:r>
+        <w:rPr>
+          <w:rStyle w:val="NormalTok"/>
+        </w:rPr>
+        <w:t>(</w:t>
+      </w:r>
+      <w:r>
+        <w:rPr>
+          <w:rStyle w:val="AttributeTok"/>
+        </w:rPr>
+        <w:t>dat</w:t>
+      </w:r>
+      <w:r>
+        <w:rPr>
+          <w:rStyle w:val="AttributeTok"/>
+        </w:rPr>
+        <w:t>a =</w:t>
+      </w:r>
+      <w:r>
+        <w:rPr>
+          <w:rStyle w:val="NormalTok"/>
+        </w:rPr>
+        <w:t xml:space="preserve"> movie_ratings, </w:t>
+      </w:r>
+      <w:r>
+        <w:br/>
+      </w:r>
+      <w:r>
+        <w:rPr>
+          <w:rStyle w:val="NormalTok"/>
+        </w:rPr>
+        <w:t xml:space="preserve">       </w:t>
+      </w:r>
+      <w:r>
+        <w:rPr>
+          <w:rStyle w:val="AttributeTok"/>
+        </w:rPr>
+        <w:t>mapping =</w:t>
+      </w:r>
+      <w:r>
+        <w:rPr>
+          <w:rStyle w:val="NormalTok"/>
+        </w:rPr>
+        <w:t xml:space="preserve"> </w:t>
+      </w:r>
+      <w:r>
+        <w:rPr>
+          <w:rStyle w:val="FunctionTok"/>
+        </w:rPr>
+        <w:t>aes</w:t>
+      </w:r>
+      <w:r>
+        <w:rPr>
+          <w:rStyle w:val="NormalTok"/>
+        </w:rPr>
+        <w:t>(</w:t>
+      </w:r>
+      <w:r>
+        <w:rPr>
+          <w:rStyle w:val="AttributeTok"/>
+        </w:rPr>
+        <w:t>x =</w:t>
+      </w:r>
+      <w:r>
+        <w:rPr>
+          <w:rStyle w:val="NormalTok"/>
+        </w:rPr>
+        <w:t xml:space="preserve"> averageRating)) </w:t>
+      </w:r>
+      <w:r>
+        <w:rPr>
+          <w:rStyle w:val="SpecialCharTok"/>
+        </w:rPr>
+        <w:t>+</w:t>
+      </w:r>
+      <w:r>
+        <w:rPr>
+          <w:rStyle w:val="NormalTok"/>
+        </w:rPr>
+        <w:t xml:space="preserve"> </w:t>
+      </w:r>
+      <w:r>
+        <w:br/>
+      </w:r>
+      <w:r>
+        <w:rPr>
+          <w:rStyle w:val="NormalTok"/>
+        </w:rPr>
+        <w:t xml:space="preserve">  </w:t>
+      </w:r>
+      <w:r>
+        <w:rPr>
+          <w:rStyle w:val="FunctionTok"/>
+        </w:rPr>
+        <w:t>geom_histogram</w:t>
+      </w:r>
+      <w:r>
+        <w:rPr>
+          <w:rStyle w:val="NormalTok"/>
+        </w:rPr>
+        <w:t>(</w:t>
+      </w:r>
+      <w:r>
+        <w:rPr>
+          <w:rStyle w:val="AttributeTok"/>
+        </w:rPr>
+        <w:t>binwidth =</w:t>
+      </w:r>
+      <w:r>
+        <w:rPr>
+          <w:rStyle w:val="NormalTok"/>
+        </w:rPr>
+        <w:t xml:space="preserve"> </w:t>
+      </w:r>
+      <w:r>
+        <w:rPr>
+          <w:rStyle w:val="FloatTok"/>
+        </w:rPr>
+        <w:t>0.5</w:t>
+      </w:r>
+      <w:r>
+        <w:rPr>
+          <w:rStyle w:val="NormalTok"/>
+        </w:rPr>
+        <w:t xml:space="preserve">) </w:t>
+      </w:r>
+      <w:r>
+        <w:rPr>
+          <w:rStyle w:val="SpecialCharTok"/>
+        </w:rPr>
+        <w:t>+</w:t>
+      </w:r>
+      <w:r>
+        <w:br/>
+      </w:r>
+      <w:r>
+        <w:rPr>
+          <w:rStyle w:val="NormalTok"/>
+        </w:rPr>
+        <w:t xml:space="preserve">  </w:t>
+      </w:r>
+      <w:r>
+        <w:rPr>
+          <w:rStyle w:val="FunctionTok"/>
+        </w:rPr>
+        <w:t>labs</w:t>
+      </w:r>
+      <w:r>
+        <w:rPr>
+          <w:rStyle w:val="NormalTok"/>
+        </w:rPr>
+        <w:t>(</w:t>
+      </w:r>
+      <w:r>
+        <w:rPr>
+          <w:rStyle w:val="AttributeTok"/>
+        </w:rPr>
+        <w:t>title =</w:t>
+      </w:r>
+      <w:r>
+        <w:rPr>
+          <w:rStyle w:val="NormalTok"/>
+        </w:rPr>
+        <w:t xml:space="preserve"> </w:t>
+      </w:r>
+      <w:r>
+        <w:rPr>
+          <w:rStyle w:val="StringTok"/>
+        </w:rPr>
+        <w:t>"Score of Movies from 2020"</w:t>
+      </w:r>
+      <w:r>
+        <w:rPr>
+          <w:rStyle w:val="NormalTok"/>
+        </w:rPr>
+        <w:t xml:space="preserve">, </w:t>
+      </w:r>
+      <w:r>
+        <w:rPr>
+          <w:rStyle w:val="CommentTok"/>
+        </w:rPr>
+        <w:t># Title for plot</w:t>
+      </w:r>
+      <w:r>
+        <w:br/>
+      </w:r>
+      <w:r>
+        <w:rPr>
+          <w:rStyle w:val="NormalTok"/>
+        </w:rPr>
+        <w:t xml:space="preserve">       </w:t>
+      </w:r>
+      <w:r>
+        <w:rPr>
+          <w:rStyle w:val="AttributeTok"/>
+        </w:rPr>
+        <w:t>x =</w:t>
+      </w:r>
+      <w:r>
+        <w:rPr>
+          <w:rStyle w:val="NormalTok"/>
+        </w:rPr>
+        <w:t xml:space="preserve"> </w:t>
+      </w:r>
+      <w:r>
+        <w:rPr>
+          <w:rStyle w:val="StringTok"/>
+        </w:rPr>
+        <w:t>"IMDb Score (Average Rating)"</w:t>
+      </w:r>
+      <w:r>
+        <w:rPr>
+          <w:rStyle w:val="NormalTok"/>
+        </w:rPr>
+        <w:t xml:space="preserve">, </w:t>
+      </w:r>
+      <w:r>
+        <w:rPr>
+          <w:rStyle w:val="CommentTok"/>
+        </w:rPr>
+        <w:t># Label for x axis</w:t>
+      </w:r>
+      <w:r>
+        <w:br/>
+      </w:r>
+      <w:r>
+        <w:rPr>
+          <w:rStyle w:val="NormalTok"/>
+        </w:rPr>
+        <w:t xml:space="preserve">       </w:t>
+      </w:r>
+      <w:r>
+        <w:rPr>
+          <w:rStyle w:val="AttributeTok"/>
+        </w:rPr>
+        <w:t>y =</w:t>
+      </w:r>
+      <w:r>
+        <w:rPr>
+          <w:rStyle w:val="NormalTok"/>
+        </w:rPr>
+        <w:t xml:space="preserve"> </w:t>
+      </w:r>
+      <w:r>
+        <w:rPr>
+          <w:rStyle w:val="StringTok"/>
+        </w:rPr>
+        <w:t>"Frequency"</w:t>
+      </w:r>
+      <w:r>
+        <w:rPr>
+          <w:rStyle w:val="NormalTok"/>
+        </w:rPr>
+        <w:t xml:space="preserve"> </w:t>
+      </w:r>
+      <w:r>
+        <w:rPr>
+          <w:rStyle w:val="CommentTok"/>
+        </w:rPr>
+        <w:t># Label for y axis</w:t>
+      </w:r>
+      <w:r>
+        <w:br/>
+      </w:r>
+      <w:r>
+        <w:rPr>
+          <w:rStyle w:val="NormalTok"/>
+        </w:rPr>
+        <w:t xml:space="preserve">       )</w:t>
+      </w:r>
+    </w:p>
+    <w:p>
+      <w:pPr>
+        <w:pStyle w:val="SourceCode"/>
+      </w:pPr>
+      <w:r>
+        <w:rPr>
+          <w:rStyle w:val="VerbatimChar"/>
+        </w:rPr>
+        <w:t>## Warning: Removed 2 rows containing missing values (geom_bar).</w:t>
+      </w:r>
+    </w:p>
+    <w:p>
+      <w:pPr>
+        <w:pStyle w:val="FirstParagraph"/>
+      </w:pPr>
+      <w:r>
+        <w:rPr>
+          <w:noProof/>
+        </w:rPr>
+        <w:drawing>
+          <wp:inline distT="0" distB="0" distL="0" distR="0" wp14:anchorId="6A3C6DF8" wp14:editId="6A3C6DF9">
+            <wp:extent cx="4620126" cy="3696101"/>
+            <wp:effectExtent l="0" t="0" r="0" b="0"/>
+            <wp:docPr id="41" name="Picture"/>
+            <wp:cNvGraphicFramePr/>
+            <a:graphic xmlns:a="http://schemas.openxmlformats.org/drawingml/2006/main">
+              <a:graphicData uri="http://schemas.openxmlformats.org/drawingml/2006/picture">
+                <pic:pic xmlns:pic="http://schemas.openxmlformats.org/drawingml/2006/picture">
+                  <pic:nvPicPr>
+                    <pic:cNvPr id="42" name="Picture" descr="eda_quant_files/figure-docx/histogram2-1.png"/>
                     <pic:cNvPicPr>
                       <a:picLocks noChangeAspect="1" noChangeArrowheads="1"/>
                     </pic:cNvPicPr>
@@ -978,509 +2307,7 @@
         <w:pStyle w:val="Compact"/>
         <w:numPr>
           <w:ilvl w:val="0"/>
-          <w:numId w:val="5"/>
-        </w:numPr>
-      </w:pPr>
-      <w:r>
-        <w:t xml:space="preserve">What does each dot on the </w:t>
-      </w:r>
-      <w:proofErr w:type="spellStart"/>
-      <w:r>
-        <w:t>dotplot</w:t>
-      </w:r>
-      <w:proofErr w:type="spellEnd"/>
-      <w:r>
-        <w:t xml:space="preserve"> represent?</w:t>
-      </w:r>
-    </w:p>
-    <w:p>
-      <w:pPr>
-        <w:pStyle w:val="Compact"/>
-        <w:numPr>
-          <w:ilvl w:val="0"/>
-          <w:numId w:val="6"/>
-        </w:numPr>
-      </w:pPr>
-      <w:r>
-        <w:t>How would you describe the shape of the distribution o</w:t>
-      </w:r>
-      <w:r>
-        <w:t>f IMDb scores?</w:t>
-      </w:r>
-    </w:p>
-    <w:p>
-      <w:pPr>
-        <w:pStyle w:val="Heading2"/>
-      </w:pPr>
-      <w:bookmarkStart w:id="5" w:name="histogram"/>
-      <w:bookmarkEnd w:id="4"/>
-      <w:r>
-        <w:t>Histogram</w:t>
-      </w:r>
-    </w:p>
-    <w:p>
-      <w:pPr>
-        <w:pStyle w:val="FirstParagraph"/>
-      </w:pPr>
-      <w:r>
-        <w:t>T</w:t>
-      </w:r>
-      <w:r>
-        <w:t xml:space="preserve">o create a histogram of the IMDb scores, all we need to do is change the geometric object we are displaying on our plot! In a </w:t>
-      </w:r>
-      <w:proofErr w:type="spellStart"/>
-      <w:r>
-        <w:t>dotplot</w:t>
-      </w:r>
-      <w:proofErr w:type="spellEnd"/>
-      <w:r>
-        <w:t xml:space="preserve"> we use dots, but in a histogram we use bars. Notice, in the code below there are two changes:</w:t>
-      </w:r>
-    </w:p>
-    <w:p>
-      <w:pPr>
-        <w:pStyle w:val="Compact"/>
-        <w:numPr>
-          <w:ilvl w:val="0"/>
-          <w:numId w:val="7"/>
-        </w:numPr>
-      </w:pPr>
-      <w:r>
-        <w:t xml:space="preserve">I am using </w:t>
-      </w:r>
-      <w:proofErr w:type="spellStart"/>
-      <w:r>
-        <w:rPr>
-          <w:rStyle w:val="VerbatimChar"/>
-        </w:rPr>
-        <w:t>geom_histogram</w:t>
-      </w:r>
-      <w:proofErr w:type="spellEnd"/>
-      <w:r>
-        <w:rPr>
-          <w:rStyle w:val="VerbatimChar"/>
-        </w:rPr>
-        <w:t>()</w:t>
-      </w:r>
-      <w:r>
-        <w:t xml:space="preserve"> instead of </w:t>
-      </w:r>
-      <w:proofErr w:type="spellStart"/>
-      <w:r>
-        <w:rPr>
-          <w:rStyle w:val="VerbatimChar"/>
-        </w:rPr>
-        <w:t>geom_dotplot</w:t>
-      </w:r>
-      <w:proofErr w:type="spellEnd"/>
-      <w:r>
-        <w:rPr>
-          <w:rStyle w:val="VerbatimChar"/>
-        </w:rPr>
-        <w:t>()</w:t>
-      </w:r>
-    </w:p>
-    <w:p>
-      <w:pPr>
-        <w:pStyle w:val="Compact"/>
-        <w:numPr>
-          <w:ilvl w:val="0"/>
-          <w:numId w:val="7"/>
-        </w:numPr>
-      </w:pPr>
-      <w:r>
-        <w:t xml:space="preserve">I am specifying how wide the bins of the histogram should be using </w:t>
-      </w:r>
-      <w:proofErr w:type="spellStart"/>
-      <w:r>
-        <w:rPr>
-          <w:rStyle w:val="VerbatimChar"/>
-        </w:rPr>
-        <w:t>binwidth</w:t>
-      </w:r>
-      <w:proofErr w:type="spellEnd"/>
-      <w:r>
-        <w:rPr>
-          <w:rStyle w:val="VerbatimChar"/>
-        </w:rPr>
-        <w:t xml:space="preserve"> = 0.6</w:t>
-      </w:r>
-    </w:p>
-    <w:p>
-      <w:pPr>
-        <w:pStyle w:val="SourceCode"/>
-      </w:pPr>
-      <w:proofErr w:type="spellStart"/>
-      <w:r>
-        <w:rPr>
-          <w:rStyle w:val="FunctionTok"/>
-        </w:rPr>
-        <w:t>ggplot</w:t>
-      </w:r>
-      <w:proofErr w:type="spellEnd"/>
-      <w:r>
-        <w:rPr>
-          <w:rStyle w:val="NormalTok"/>
-        </w:rPr>
-        <w:t>(</w:t>
-      </w:r>
-      <w:r>
-        <w:rPr>
-          <w:rStyle w:val="AttributeTok"/>
-        </w:rPr>
-        <w:t>data =</w:t>
-      </w:r>
-      <w:r>
-        <w:rPr>
-          <w:rStyle w:val="NormalTok"/>
-        </w:rPr>
-        <w:t xml:space="preserve"> </w:t>
-      </w:r>
-      <w:proofErr w:type="spellStart"/>
-      <w:r>
-        <w:rPr>
-          <w:rStyle w:val="NormalTok"/>
-        </w:rPr>
-        <w:t>movie_ratings</w:t>
-      </w:r>
-      <w:proofErr w:type="spellEnd"/>
-      <w:r>
-        <w:rPr>
-          <w:rStyle w:val="NormalTok"/>
-        </w:rPr>
-        <w:t xml:space="preserve">, </w:t>
-      </w:r>
-      <w:r>
-        <w:br/>
-      </w:r>
-      <w:r>
-        <w:rPr>
-          <w:rStyle w:val="NormalTok"/>
-        </w:rPr>
-        <w:t xml:space="preserve">       </w:t>
-      </w:r>
-      <w:r>
-        <w:rPr>
-          <w:rStyle w:val="AttributeTok"/>
-        </w:rPr>
-        <w:t>mapping =</w:t>
-      </w:r>
-      <w:r>
-        <w:rPr>
-          <w:rStyle w:val="NormalTok"/>
-        </w:rPr>
-        <w:t xml:space="preserve"> </w:t>
-      </w:r>
-      <w:proofErr w:type="spellStart"/>
-      <w:r>
-        <w:rPr>
-          <w:rStyle w:val="FunctionTok"/>
-        </w:rPr>
-        <w:t>aes</w:t>
-      </w:r>
-      <w:proofErr w:type="spellEnd"/>
-      <w:r>
-        <w:rPr>
-          <w:rStyle w:val="NormalTok"/>
-        </w:rPr>
-        <w:t>(</w:t>
-      </w:r>
-      <w:r>
-        <w:rPr>
-          <w:rStyle w:val="AttributeTok"/>
-        </w:rPr>
-        <w:t>x =</w:t>
-      </w:r>
-      <w:r>
-        <w:rPr>
-          <w:rStyle w:val="NormalTok"/>
-        </w:rPr>
-        <w:t xml:space="preserve"> </w:t>
-      </w:r>
-      <w:proofErr w:type="spellStart"/>
-      <w:r>
-        <w:rPr>
-          <w:rStyle w:val="NormalTok"/>
-        </w:rPr>
-        <w:t>averageRating</w:t>
-      </w:r>
-      <w:proofErr w:type="spellEnd"/>
-      <w:r>
-        <w:rPr>
-          <w:rStyle w:val="NormalTok"/>
-        </w:rPr>
-        <w:t xml:space="preserve">)) </w:t>
-      </w:r>
-      <w:r>
-        <w:rPr>
-          <w:rStyle w:val="SpecialCharTok"/>
-        </w:rPr>
-        <w:t>+</w:t>
-      </w:r>
-      <w:r>
-        <w:rPr>
-          <w:rStyle w:val="NormalTok"/>
-        </w:rPr>
-        <w:t xml:space="preserve"> </w:t>
-      </w:r>
-      <w:r>
-        <w:br/>
-      </w:r>
-      <w:r>
-        <w:rPr>
-          <w:rStyle w:val="NormalTok"/>
-        </w:rPr>
-        <w:t xml:space="preserve">  </w:t>
-      </w:r>
-      <w:proofErr w:type="spellStart"/>
-      <w:r>
-        <w:rPr>
-          <w:rStyle w:val="FunctionTok"/>
-        </w:rPr>
-        <w:t>geom_histogram</w:t>
-      </w:r>
-      <w:proofErr w:type="spellEnd"/>
-      <w:r>
-        <w:rPr>
-          <w:rStyle w:val="NormalTok"/>
-        </w:rPr>
-        <w:t>(</w:t>
-      </w:r>
-      <w:proofErr w:type="spellStart"/>
-      <w:r>
-        <w:rPr>
-          <w:rStyle w:val="AttributeTok"/>
-        </w:rPr>
-        <w:t>binwidth</w:t>
-      </w:r>
-      <w:proofErr w:type="spellEnd"/>
-      <w:r>
-        <w:rPr>
-          <w:rStyle w:val="AttributeTok"/>
-        </w:rPr>
-        <w:t xml:space="preserve"> =</w:t>
-      </w:r>
-      <w:r>
-        <w:rPr>
-          <w:rStyle w:val="NormalTok"/>
-        </w:rPr>
-        <w:t xml:space="preserve"> </w:t>
-      </w:r>
-      <w:r>
-        <w:rPr>
-          <w:rStyle w:val="FloatTok"/>
-        </w:rPr>
-        <w:t>0.6</w:t>
-      </w:r>
-      <w:r>
-        <w:rPr>
-          <w:rStyle w:val="NormalTok"/>
-        </w:rPr>
-        <w:t xml:space="preserve">) </w:t>
-      </w:r>
-      <w:r>
-        <w:rPr>
-          <w:rStyle w:val="SpecialCharTok"/>
-        </w:rPr>
-        <w:t>+</w:t>
-      </w:r>
-      <w:r>
-        <w:br/>
-      </w:r>
-      <w:r>
-        <w:rPr>
-          <w:rStyle w:val="NormalTok"/>
-        </w:rPr>
-        <w:t xml:space="preserve">  </w:t>
-      </w:r>
-      <w:r>
-        <w:rPr>
-          <w:rStyle w:val="FunctionTok"/>
-        </w:rPr>
-        <w:t>labs</w:t>
-      </w:r>
-      <w:r>
-        <w:rPr>
-          <w:rStyle w:val="NormalTok"/>
-        </w:rPr>
-        <w:t>(</w:t>
-      </w:r>
-      <w:r>
-        <w:rPr>
-          <w:rStyle w:val="AttributeTok"/>
-        </w:rPr>
-        <w:t>title =</w:t>
-      </w:r>
-      <w:r>
-        <w:rPr>
-          <w:rStyle w:val="NormalTok"/>
-        </w:rPr>
-        <w:t xml:space="preserve"> </w:t>
-      </w:r>
-      <w:r>
-        <w:rPr>
-          <w:rStyle w:val="StringTok"/>
-        </w:rPr>
-        <w:t>"Score of Movies from 2016"</w:t>
-      </w:r>
-      <w:r>
-        <w:rPr>
-          <w:rStyle w:val="NormalTok"/>
-        </w:rPr>
-        <w:t xml:space="preserve">, </w:t>
-      </w:r>
-      <w:r>
-        <w:rPr>
-          <w:rStyle w:val="CommentTok"/>
-        </w:rPr>
-        <w:t># Title for plot</w:t>
-      </w:r>
-      <w:r>
-        <w:br/>
-      </w:r>
-      <w:r>
-        <w:rPr>
-          <w:rStyle w:val="NormalTok"/>
-        </w:rPr>
-        <w:t xml:space="preserve">       </w:t>
-      </w:r>
-      <w:r>
-        <w:rPr>
-          <w:rStyle w:val="AttributeTok"/>
-        </w:rPr>
-        <w:t>x =</w:t>
-      </w:r>
-      <w:r>
-        <w:rPr>
-          <w:rStyle w:val="NormalTok"/>
-        </w:rPr>
-        <w:t xml:space="preserve"> </w:t>
-      </w:r>
-      <w:r>
-        <w:rPr>
-          <w:rStyle w:val="StringTok"/>
-        </w:rPr>
-        <w:t>"IMDb Score"</w:t>
-      </w:r>
-      <w:r>
-        <w:rPr>
-          <w:rStyle w:val="NormalTok"/>
-        </w:rPr>
-        <w:t xml:space="preserve">, </w:t>
-      </w:r>
-      <w:r>
-        <w:rPr>
-          <w:rStyle w:val="CommentTok"/>
-        </w:rPr>
-        <w:t># Label for x axis</w:t>
-      </w:r>
-      <w:r>
-        <w:br/>
-      </w:r>
-      <w:r>
-        <w:rPr>
-          <w:rStyle w:val="NormalTok"/>
-        </w:rPr>
-        <w:t xml:space="preserve">       </w:t>
-      </w:r>
-      <w:r>
-        <w:rPr>
-          <w:rStyle w:val="AttributeTok"/>
-        </w:rPr>
-        <w:t>y =</w:t>
-      </w:r>
-      <w:r>
-        <w:rPr>
-          <w:rStyle w:val="NormalTok"/>
-        </w:rPr>
-        <w:t xml:space="preserve"> </w:t>
-      </w:r>
-      <w:r>
-        <w:rPr>
-          <w:rStyle w:val="StringTok"/>
-        </w:rPr>
-        <w:t>"Frequency"</w:t>
-      </w:r>
-      <w:r>
-        <w:rPr>
-          <w:rStyle w:val="NormalTok"/>
-        </w:rPr>
-        <w:t xml:space="preserve"> </w:t>
-      </w:r>
-      <w:r>
-        <w:rPr>
-          <w:rStyle w:val="CommentTok"/>
-        </w:rPr>
-        <w:t># Label for y axis</w:t>
-      </w:r>
-      <w:r>
-        <w:br/>
-      </w:r>
-      <w:r>
-        <w:rPr>
-          <w:rStyle w:val="NormalTok"/>
-        </w:rPr>
-        <w:t xml:space="preserve">       )</w:t>
-      </w:r>
-    </w:p>
-    <w:p>
-      <w:pPr>
-        <w:pStyle w:val="FirstParagraph"/>
-      </w:pPr>
-      <w:r>
-        <w:rPr>
-          <w:noProof/>
-        </w:rPr>
-        <w:lastRenderedPageBreak/>
-        <w:drawing>
-          <wp:inline distT="0" distB="0" distL="0" distR="0" wp14:anchorId="3E97CEF6" wp14:editId="3E97CEF7">
-            <wp:extent cx="4620126" cy="3696101"/>
-            <wp:effectExtent l="0" t="0" r="0" b="0"/>
-            <wp:docPr id="41" name="Picture"/>
-            <wp:cNvGraphicFramePr/>
-            <a:graphic xmlns:a="http://schemas.openxmlformats.org/drawingml/2006/main">
-              <a:graphicData uri="http://schemas.openxmlformats.org/drawingml/2006/picture">
-                <pic:pic xmlns:pic="http://schemas.openxmlformats.org/drawingml/2006/picture">
-                  <pic:nvPicPr>
-                    <pic:cNvPr id="42" name="Picture" descr="eda_quant_files/figure-docx/histogram-1.png"/>
-                    <pic:cNvPicPr>
-                      <a:picLocks noChangeAspect="1" noChangeArrowheads="1"/>
-                    </pic:cNvPicPr>
-                  </pic:nvPicPr>
-                  <pic:blipFill>
-                    <a:blip r:embed="rId9"/>
-                    <a:stretch>
-                      <a:fillRect/>
-                    </a:stretch>
-                  </pic:blipFill>
-                  <pic:spPr bwMode="auto">
-                    <a:xfrm>
-                      <a:off x="0" y="0"/>
-                      <a:ext cx="4620126" cy="3696101"/>
-                    </a:xfrm>
-                    <a:prstGeom prst="rect">
-                      <a:avLst/>
-                    </a:prstGeom>
-                    <a:noFill/>
-                    <a:ln w="9525">
-                      <a:noFill/>
-                      <a:headEnd/>
-                      <a:tailEnd/>
-                    </a:ln>
-                  </pic:spPr>
-                </pic:pic>
-              </a:graphicData>
-            </a:graphic>
-          </wp:inline>
-        </w:drawing>
-      </w:r>
-    </w:p>
-    <w:p>
-      <w:pPr>
-        <w:pStyle w:val="Compact"/>
-        <w:numPr>
-          <w:ilvl w:val="0"/>
-          <w:numId w:val="8"/>
+          <w:numId w:val="9"/>
         </w:numPr>
       </w:pPr>
       <w:r>
@@ -1496,14 +2323,12 @@
       <w:r>
         <w:t xml:space="preserve"> need to specify a </w:t>
       </w:r>
-      <w:proofErr w:type="spellStart"/>
       <w:r>
         <w:rPr>
           <w:rStyle w:val="VerbatimChar"/>
         </w:rPr>
         <w:t>binwidth</w:t>
       </w:r>
-      <w:proofErr w:type="spellEnd"/>
       <w:r>
         <w:t xml:space="preserve"> in the dot plot I made?</w:t>
       </w:r>
@@ -1511,31 +2336,8 @@
     <w:p>
       <w:pPr>
         <w:pStyle w:val="Compact"/>
-        <w:numPr>
-          <w:ilvl w:val="0"/>
-          <w:numId w:val="9"/>
-        </w:numPr>
-      </w:pPr>
-      <w:r>
-        <w:t xml:space="preserve">Which range of IMDb scores have the </w:t>
-      </w:r>
-      <w:r>
-        <w:rPr>
-          <w:i/>
-          <w:iCs/>
-        </w:rPr>
-        <w:t>high</w:t>
-      </w:r>
-      <w:r>
-        <w:rPr>
-          <w:i/>
-          <w:iCs/>
-        </w:rPr>
-        <w:t>est</w:t>
-      </w:r>
-      <w:r>
-        <w:t xml:space="preserve"> frequency?</w:t>
-      </w:r>
+        <w:ind w:left="720"/>
+      </w:pPr>
     </w:p>
     <w:p>
       <w:pPr>
@@ -1546,18 +2348,24 @@
         </w:numPr>
       </w:pPr>
       <w:r>
-        <w:t xml:space="preserve">What IMDB scores are movies </w:t>
+        <w:t xml:space="preserve">Which range of IMDb scores have the </w:t>
       </w:r>
       <w:r>
         <w:rPr>
           <w:i/>
           <w:iCs/>
         </w:rPr>
-        <w:t>rarely</w:t>
-      </w:r>
-      <w:r>
-        <w:t xml:space="preserve"> rated?</w:t>
-      </w:r>
+        <w:t>highest</w:t>
+      </w:r>
+      <w:r>
+        <w:t xml:space="preserve"> frequency?</w:t>
+      </w:r>
+    </w:p>
+    <w:p>
+      <w:pPr>
+        <w:pStyle w:val="Compact"/>
+        <w:ind w:left="720"/>
+      </w:pPr>
     </w:p>
     <w:p>
       <w:pPr>
@@ -1568,28 +2376,24 @@
         </w:numPr>
       </w:pPr>
       <w:r>
-        <w:t xml:space="preserve">Are there IMDB scores that were possible but </w:t>
+        <w:t xml:space="preserve">What IMDB scores are movies </w:t>
       </w:r>
       <w:r>
         <w:rPr>
           <w:i/>
           <w:iCs/>
         </w:rPr>
-        <w:t>no</w:t>
-      </w:r>
-      <w:r>
-        <w:t xml:space="preserve"> movies in this sample were given those ratings?</w:t>
-      </w:r>
-    </w:p>
-    <w:p>
-      <w:pPr>
-        <w:pStyle w:val="Heading2"/>
-      </w:pPr>
-      <w:bookmarkStart w:id="6" w:name="boxplot"/>
-      <w:bookmarkEnd w:id="5"/>
-      <w:r>
-        <w:t>Boxplot</w:t>
-      </w:r>
+        <w:t>rarely</w:t>
+      </w:r>
+      <w:r>
+        <w:t xml:space="preserve"> rated?</w:t>
+      </w:r>
+    </w:p>
+    <w:p>
+      <w:pPr>
+        <w:pStyle w:val="Compact"/>
+        <w:ind w:left="720"/>
+      </w:pPr>
     </w:p>
     <w:p>
       <w:pPr>
@@ -1600,512 +2404,34 @@
         </w:numPr>
       </w:pPr>
       <w:r>
-        <w:t>Which five summary statistics are used to create a box plot?</w:t>
-      </w:r>
-    </w:p>
-    <w:p/>
-    <w:p>
-      <w:r>
-        <w:t>I</w:t>
-      </w:r>
-      <w:r>
-        <w:t xml:space="preserve">n the code below I’ve provided </w:t>
-      </w:r>
-      <w:r>
-        <w:t>you with all of the statistics you listed in #7.</w:t>
-      </w:r>
-    </w:p>
-    <w:p>
-      <w:pPr>
-        <w:pStyle w:val="SourceCode"/>
-      </w:pPr>
-      <w:r>
-        <w:rPr>
-          <w:rStyle w:val="FunctionTok"/>
-        </w:rPr>
-        <w:t>s</w:t>
-      </w:r>
-      <w:r>
-        <w:rPr>
-          <w:rStyle w:val="FunctionTok"/>
-        </w:rPr>
-        <w:t>ummarize</w:t>
-      </w:r>
-      <w:r>
-        <w:rPr>
-          <w:rStyle w:val="NormalTok"/>
-        </w:rPr>
-        <w:t>(</w:t>
-      </w:r>
-      <w:proofErr w:type="spellStart"/>
-      <w:r>
-        <w:rPr>
-          <w:rStyle w:val="NormalTok"/>
-        </w:rPr>
-        <w:t>movie_ratings</w:t>
-      </w:r>
-      <w:proofErr w:type="spellEnd"/>
-      <w:r>
-        <w:rPr>
-          <w:rStyle w:val="NormalTok"/>
-        </w:rPr>
-        <w:t>,</w:t>
-      </w:r>
-      <w:r>
-        <w:br/>
-      </w:r>
-      <w:r>
-        <w:rPr>
-          <w:rStyle w:val="NormalTok"/>
-        </w:rPr>
-        <w:t xml:space="preserve">          </w:t>
-      </w:r>
-      <w:proofErr w:type="spellStart"/>
-      <w:r>
-        <w:rPr>
-          <w:rStyle w:val="AttributeTok"/>
-        </w:rPr>
-        <w:t>min_score</w:t>
-      </w:r>
-      <w:proofErr w:type="spellEnd"/>
-      <w:r>
-        <w:rPr>
-          <w:rStyle w:val="AttributeTok"/>
-        </w:rPr>
-        <w:t xml:space="preserve"> =</w:t>
-      </w:r>
-      <w:r>
-        <w:rPr>
-          <w:rStyle w:val="NormalTok"/>
-        </w:rPr>
-        <w:t xml:space="preserve"> </w:t>
-      </w:r>
-      <w:r>
-        <w:rPr>
-          <w:rStyle w:val="FunctionTok"/>
-        </w:rPr>
-        <w:t>min</w:t>
-      </w:r>
-      <w:r>
-        <w:rPr>
-          <w:rStyle w:val="NormalTok"/>
-        </w:rPr>
-        <w:t>(</w:t>
-      </w:r>
-      <w:proofErr w:type="spellStart"/>
-      <w:r>
-        <w:rPr>
-          <w:rStyle w:val="NormalTok"/>
-        </w:rPr>
-        <w:t>averageRating</w:t>
-      </w:r>
-      <w:proofErr w:type="spellEnd"/>
-      <w:r>
-        <w:rPr>
-          <w:rStyle w:val="NormalTok"/>
-        </w:rPr>
-        <w:t>),</w:t>
-      </w:r>
-      <w:r>
-        <w:br/>
-      </w:r>
-      <w:r>
-        <w:rPr>
-          <w:rStyle w:val="NormalTok"/>
-        </w:rPr>
-        <w:t xml:space="preserve">          </w:t>
-      </w:r>
-      <w:r>
-        <w:rPr>
-          <w:rStyle w:val="AttributeTok"/>
-        </w:rPr>
-        <w:t>Q1_score =</w:t>
-      </w:r>
-      <w:r>
-        <w:rPr>
-          <w:rStyle w:val="NormalTok"/>
-        </w:rPr>
-        <w:t xml:space="preserve"> </w:t>
-      </w:r>
-      <w:r>
-        <w:rPr>
-          <w:rStyle w:val="FunctionTok"/>
-        </w:rPr>
-        <w:t>quantile</w:t>
-      </w:r>
-      <w:r>
-        <w:rPr>
-          <w:rStyle w:val="NormalTok"/>
-        </w:rPr>
-        <w:t>(</w:t>
-      </w:r>
-      <w:proofErr w:type="spellStart"/>
-      <w:r>
-        <w:rPr>
-          <w:rStyle w:val="NormalTok"/>
-        </w:rPr>
-        <w:t>averageRating</w:t>
-      </w:r>
-      <w:proofErr w:type="spellEnd"/>
-      <w:r>
-        <w:rPr>
-          <w:rStyle w:val="NormalTok"/>
-        </w:rPr>
-        <w:t xml:space="preserve">, </w:t>
-      </w:r>
-      <w:r>
-        <w:rPr>
-          <w:rStyle w:val="FloatTok"/>
-        </w:rPr>
-        <w:t>0.25</w:t>
-      </w:r>
-      <w:r>
-        <w:rPr>
-          <w:rStyle w:val="NormalTok"/>
-        </w:rPr>
-        <w:t>),</w:t>
-      </w:r>
-      <w:r>
-        <w:br/>
-      </w:r>
-      <w:r>
-        <w:rPr>
-          <w:rStyle w:val="NormalTok"/>
-        </w:rPr>
-        <w:t xml:space="preserve">          </w:t>
-      </w:r>
-      <w:proofErr w:type="spellStart"/>
-      <w:r>
-        <w:rPr>
-          <w:rStyle w:val="AttributeTok"/>
-        </w:rPr>
-        <w:t>median_score</w:t>
-      </w:r>
-      <w:proofErr w:type="spellEnd"/>
-      <w:r>
-        <w:rPr>
-          <w:rStyle w:val="AttributeTok"/>
-        </w:rPr>
-        <w:t xml:space="preserve"> =</w:t>
-      </w:r>
-      <w:r>
-        <w:rPr>
-          <w:rStyle w:val="NormalTok"/>
-        </w:rPr>
-        <w:t xml:space="preserve"> </w:t>
-      </w:r>
-      <w:r>
-        <w:rPr>
-          <w:rStyle w:val="FunctionTok"/>
-        </w:rPr>
-        <w:t>median</w:t>
-      </w:r>
-      <w:r>
-        <w:rPr>
-          <w:rStyle w:val="NormalTok"/>
-        </w:rPr>
-        <w:t>(</w:t>
-      </w:r>
-      <w:proofErr w:type="spellStart"/>
-      <w:r>
-        <w:rPr>
-          <w:rStyle w:val="NormalTok"/>
-        </w:rPr>
-        <w:t>averageRating</w:t>
-      </w:r>
-      <w:proofErr w:type="spellEnd"/>
-      <w:r>
-        <w:rPr>
-          <w:rStyle w:val="NormalTok"/>
-        </w:rPr>
-        <w:t xml:space="preserve">), </w:t>
-      </w:r>
-      <w:r>
-        <w:br/>
-      </w:r>
-      <w:r>
-        <w:rPr>
-          <w:rStyle w:val="NormalTok"/>
-        </w:rPr>
-        <w:t xml:space="preserve">          </w:t>
-      </w:r>
-      <w:r>
-        <w:rPr>
-          <w:rStyle w:val="AttributeTok"/>
-        </w:rPr>
-        <w:t>Q3_score =</w:t>
-      </w:r>
-      <w:r>
-        <w:rPr>
-          <w:rStyle w:val="NormalTok"/>
-        </w:rPr>
-        <w:t xml:space="preserve"> </w:t>
-      </w:r>
-      <w:r>
-        <w:rPr>
-          <w:rStyle w:val="FunctionTok"/>
-        </w:rPr>
-        <w:t>quantile</w:t>
-      </w:r>
-      <w:r>
-        <w:rPr>
-          <w:rStyle w:val="NormalTok"/>
-        </w:rPr>
-        <w:t>(</w:t>
-      </w:r>
-      <w:proofErr w:type="spellStart"/>
-      <w:r>
-        <w:rPr>
-          <w:rStyle w:val="NormalTok"/>
-        </w:rPr>
-        <w:t>averageRa</w:t>
-      </w:r>
-      <w:r>
-        <w:rPr>
-          <w:rStyle w:val="NormalTok"/>
-        </w:rPr>
-        <w:t>ting</w:t>
-      </w:r>
-      <w:proofErr w:type="spellEnd"/>
-      <w:r>
-        <w:rPr>
-          <w:rStyle w:val="NormalTok"/>
-        </w:rPr>
-        <w:t xml:space="preserve">, </w:t>
-      </w:r>
-      <w:r>
-        <w:rPr>
-          <w:rStyle w:val="FloatTok"/>
-        </w:rPr>
-        <w:t>0.75</w:t>
-      </w:r>
-      <w:r>
-        <w:rPr>
-          <w:rStyle w:val="NormalTok"/>
-        </w:rPr>
-        <w:t xml:space="preserve">), </w:t>
-      </w:r>
-      <w:r>
-        <w:br/>
-      </w:r>
-      <w:r>
-        <w:rPr>
-          <w:rStyle w:val="NormalTok"/>
-        </w:rPr>
-        <w:t xml:space="preserve">          </w:t>
-      </w:r>
-      <w:proofErr w:type="spellStart"/>
-      <w:r>
-        <w:rPr>
-          <w:rStyle w:val="AttributeTok"/>
-        </w:rPr>
-        <w:t>max_score</w:t>
-      </w:r>
-      <w:proofErr w:type="spellEnd"/>
-      <w:r>
-        <w:rPr>
-          <w:rStyle w:val="AttributeTok"/>
-        </w:rPr>
-        <w:t xml:space="preserve"> =</w:t>
-      </w:r>
-      <w:r>
-        <w:rPr>
-          <w:rStyle w:val="NormalTok"/>
-        </w:rPr>
-        <w:t xml:space="preserve"> </w:t>
-      </w:r>
-      <w:r>
-        <w:rPr>
-          <w:rStyle w:val="FunctionTok"/>
-        </w:rPr>
-        <w:t>max</w:t>
-      </w:r>
-      <w:r>
-        <w:rPr>
-          <w:rStyle w:val="NormalTok"/>
-        </w:rPr>
-        <w:t>(</w:t>
-      </w:r>
-      <w:proofErr w:type="spellStart"/>
-      <w:r>
-        <w:rPr>
-          <w:rStyle w:val="NormalTok"/>
-        </w:rPr>
-        <w:t>averageRating</w:t>
-      </w:r>
-      <w:proofErr w:type="spellEnd"/>
-      <w:r>
-        <w:rPr>
-          <w:rStyle w:val="NormalTok"/>
-        </w:rPr>
-        <w:t>)</w:t>
-      </w:r>
-      <w:r>
-        <w:br/>
-      </w:r>
-      <w:r>
-        <w:rPr>
-          <w:rStyle w:val="NormalTok"/>
-        </w:rPr>
-        <w:t xml:space="preserve">          )</w:t>
-      </w:r>
-    </w:p>
-    <w:p>
-      <w:pPr>
-        <w:pStyle w:val="SourceCode"/>
-      </w:pPr>
-      <w:r>
-        <w:rPr>
-          <w:rStyle w:val="VerbatimChar"/>
-        </w:rPr>
-        <w:t xml:space="preserve">## # A </w:t>
-      </w:r>
-      <w:proofErr w:type="spellStart"/>
-      <w:r>
-        <w:rPr>
-          <w:rStyle w:val="VerbatimChar"/>
-        </w:rPr>
-        <w:t>tibble</w:t>
-      </w:r>
-      <w:proofErr w:type="spellEnd"/>
-      <w:r>
-        <w:rPr>
-          <w:rStyle w:val="VerbatimChar"/>
-        </w:rPr>
-        <w:t>: 1 x 5</w:t>
-      </w:r>
-      <w:r>
-        <w:br/>
-      </w:r>
-      <w:r>
-        <w:rPr>
-          <w:rStyle w:val="VerbatimChar"/>
-        </w:rPr>
-        <w:t xml:space="preserve">##   </w:t>
-      </w:r>
-      <w:proofErr w:type="spellStart"/>
-      <w:r>
-        <w:rPr>
-          <w:rStyle w:val="VerbatimChar"/>
-        </w:rPr>
-        <w:t>min_score</w:t>
-      </w:r>
-      <w:proofErr w:type="spellEnd"/>
-      <w:r>
-        <w:rPr>
-          <w:rStyle w:val="VerbatimChar"/>
-        </w:rPr>
-        <w:t xml:space="preserve"> Q1_score </w:t>
-      </w:r>
-      <w:proofErr w:type="spellStart"/>
-      <w:r>
-        <w:rPr>
-          <w:rStyle w:val="VerbatimChar"/>
-        </w:rPr>
-        <w:t>median_score</w:t>
-      </w:r>
-      <w:proofErr w:type="spellEnd"/>
-      <w:r>
-        <w:rPr>
-          <w:rStyle w:val="VerbatimChar"/>
-        </w:rPr>
-        <w:t xml:space="preserve"> Q3_score </w:t>
-      </w:r>
-      <w:proofErr w:type="spellStart"/>
-      <w:r>
-        <w:rPr>
-          <w:rStyle w:val="VerbatimChar"/>
-        </w:rPr>
-        <w:t>max_score</w:t>
-      </w:r>
-      <w:proofErr w:type="spellEnd"/>
-      <w:r>
-        <w:br/>
-      </w:r>
-      <w:r>
-        <w:rPr>
-          <w:rStyle w:val="VerbatimChar"/>
-        </w:rPr>
-        <w:t>##       &lt;</w:t>
-      </w:r>
-      <w:proofErr w:type="spellStart"/>
-      <w:r>
-        <w:rPr>
-          <w:rStyle w:val="VerbatimChar"/>
-        </w:rPr>
-        <w:t>dbl</w:t>
-      </w:r>
-      <w:proofErr w:type="spellEnd"/>
-      <w:r>
-        <w:rPr>
-          <w:rStyle w:val="VerbatimChar"/>
-        </w:rPr>
-        <w:t>&gt;    &lt;</w:t>
-      </w:r>
-      <w:proofErr w:type="spellStart"/>
-      <w:r>
-        <w:rPr>
-          <w:rStyle w:val="VerbatimChar"/>
-        </w:rPr>
-        <w:t>dbl</w:t>
-      </w:r>
-      <w:proofErr w:type="spellEnd"/>
-      <w:r>
-        <w:rPr>
-          <w:rStyle w:val="VerbatimChar"/>
-        </w:rPr>
-        <w:t>&gt;        &lt;</w:t>
-      </w:r>
-      <w:proofErr w:type="spellStart"/>
-      <w:r>
-        <w:rPr>
-          <w:rStyle w:val="VerbatimChar"/>
-        </w:rPr>
-        <w:t>dbl</w:t>
-      </w:r>
-      <w:proofErr w:type="spellEnd"/>
-      <w:r>
-        <w:rPr>
-          <w:rStyle w:val="VerbatimChar"/>
-        </w:rPr>
-        <w:t>&gt;    &lt;</w:t>
-      </w:r>
-      <w:proofErr w:type="spellStart"/>
-      <w:r>
-        <w:rPr>
-          <w:rStyle w:val="VerbatimChar"/>
-        </w:rPr>
-        <w:t>dbl</w:t>
-      </w:r>
-      <w:proofErr w:type="spellEnd"/>
-      <w:r>
-        <w:rPr>
-          <w:rStyle w:val="VerbatimChar"/>
-        </w:rPr>
-        <w:t>&gt;     &lt;</w:t>
-      </w:r>
-      <w:proofErr w:type="spellStart"/>
-      <w:r>
-        <w:rPr>
-          <w:rStyle w:val="VerbatimChar"/>
-        </w:rPr>
-        <w:t>dbl</w:t>
-      </w:r>
-      <w:proofErr w:type="spellEnd"/>
-      <w:r>
-        <w:rPr>
-          <w:rStyle w:val="VerbatimChar"/>
-        </w:rPr>
-        <w:t>&gt;</w:t>
-      </w:r>
-      <w:r>
-        <w:br/>
-      </w:r>
-      <w:r>
-        <w:rPr>
-          <w:rStyle w:val="VerbatimChar"/>
-        </w:rPr>
-        <w:t>## 1       1.9      6.1            7      7.6       9.2</w:t>
+        <w:lastRenderedPageBreak/>
+        <w:t xml:space="preserve">Are there IMDB scores that were possible but </w:t>
+      </w:r>
+      <w:r>
+        <w:rPr>
+          <w:i/>
+          <w:iCs/>
+        </w:rPr>
+        <w:t>no</w:t>
+      </w:r>
+      <w:r>
+        <w:t xml:space="preserve"> movies in this sample were given those ratings?</w:t>
+      </w:r>
+    </w:p>
+    <w:p>
+      <w:pPr>
+        <w:pStyle w:val="Compact"/>
+        <w:ind w:left="720"/>
+      </w:pPr>
+    </w:p>
+    <w:p>
+      <w:pPr>
+        <w:pStyle w:val="Heading2"/>
+      </w:pPr>
+      <w:bookmarkStart w:id="6" w:name="boxplot"/>
+      <w:bookmarkEnd w:id="5"/>
+      <w:r>
+        <w:t>Boxplot</w:t>
       </w:r>
     </w:p>
     <w:p>
@@ -2113,12 +2439,295 @@
         <w:pStyle w:val="Compact"/>
         <w:numPr>
           <w:ilvl w:val="0"/>
-          <w:numId w:val="14"/>
+          <w:numId w:val="13"/>
         </w:numPr>
       </w:pPr>
       <w:r>
-        <w:lastRenderedPageBreak/>
-        <w:t>Using the summary statistics provided, sketch a box plot of IMDb scores. Be sure to label the axes!</w:t>
+        <w:t>Which five summary statistics are used to create a box plot?</w:t>
+      </w:r>
+    </w:p>
+    <w:p/>
+    <w:p/>
+    <w:p/>
+    <w:p/>
+    <w:p/>
+    <w:p/>
+    <w:p>
+      <w:r>
+        <w:t xml:space="preserve">In the code below I’ve provided you with </w:t>
+      </w:r>
+      <w:proofErr w:type="gramStart"/>
+      <w:r>
+        <w:t>all of</w:t>
+      </w:r>
+      <w:proofErr w:type="gramEnd"/>
+      <w:r>
+        <w:t xml:space="preserve"> the statistics you listed in #7.</w:t>
+      </w:r>
+    </w:p>
+    <w:p>
+      <w:pPr>
+        <w:pStyle w:val="SourceCode"/>
+      </w:pPr>
+      <w:r>
+        <w:rPr>
+          <w:rStyle w:val="FunctionTok"/>
+        </w:rPr>
+        <w:t>s</w:t>
+      </w:r>
+      <w:r>
+        <w:rPr>
+          <w:rStyle w:val="FunctionTok"/>
+        </w:rPr>
+        <w:t>ummari</w:t>
+      </w:r>
+      <w:r>
+        <w:rPr>
+          <w:rStyle w:val="FunctionTok"/>
+        </w:rPr>
+        <w:t>ze</w:t>
+      </w:r>
+      <w:r>
+        <w:rPr>
+          <w:rStyle w:val="NormalTok"/>
+        </w:rPr>
+        <w:t>(movie_ratings,</w:t>
+      </w:r>
+      <w:r>
+        <w:br/>
+      </w:r>
+      <w:r>
+        <w:rPr>
+          <w:rStyle w:val="NormalTok"/>
+        </w:rPr>
+        <w:t xml:space="preserve">          </w:t>
+      </w:r>
+      <w:r>
+        <w:rPr>
+          <w:rStyle w:val="AttributeTok"/>
+        </w:rPr>
+        <w:t>min_score =</w:t>
+      </w:r>
+      <w:r>
+        <w:rPr>
+          <w:rStyle w:val="NormalTok"/>
+        </w:rPr>
+        <w:t xml:space="preserve"> </w:t>
+      </w:r>
+      <w:r>
+        <w:rPr>
+          <w:rStyle w:val="FunctionTok"/>
+        </w:rPr>
+        <w:t>min</w:t>
+      </w:r>
+      <w:r>
+        <w:rPr>
+          <w:rStyle w:val="NormalTok"/>
+        </w:rPr>
+        <w:t>(averageRating),</w:t>
+      </w:r>
+      <w:r>
+        <w:br/>
+      </w:r>
+      <w:r>
+        <w:rPr>
+          <w:rStyle w:val="NormalTok"/>
+        </w:rPr>
+        <w:t xml:space="preserve">          </w:t>
+      </w:r>
+      <w:r>
+        <w:rPr>
+          <w:rStyle w:val="AttributeTok"/>
+        </w:rPr>
+        <w:t>Q1_score =</w:t>
+      </w:r>
+      <w:r>
+        <w:rPr>
+          <w:rStyle w:val="NormalTok"/>
+        </w:rPr>
+        <w:t xml:space="preserve"> </w:t>
+      </w:r>
+      <w:r>
+        <w:rPr>
+          <w:rStyle w:val="FunctionTok"/>
+        </w:rPr>
+        <w:t>quantile</w:t>
+      </w:r>
+      <w:r>
+        <w:rPr>
+          <w:rStyle w:val="NormalTok"/>
+        </w:rPr>
+        <w:t xml:space="preserve">(averageRating, </w:t>
+      </w:r>
+      <w:r>
+        <w:rPr>
+          <w:rStyle w:val="FloatTok"/>
+        </w:rPr>
+        <w:t>0.25</w:t>
+      </w:r>
+      <w:r>
+        <w:rPr>
+          <w:rStyle w:val="NormalTok"/>
+        </w:rPr>
+        <w:t>),</w:t>
+      </w:r>
+      <w:r>
+        <w:br/>
+      </w:r>
+      <w:r>
+        <w:rPr>
+          <w:rStyle w:val="NormalTok"/>
+        </w:rPr>
+        <w:t xml:space="preserve">          </w:t>
+      </w:r>
+      <w:r>
+        <w:rPr>
+          <w:rStyle w:val="AttributeTok"/>
+        </w:rPr>
+        <w:t>median_score =</w:t>
+      </w:r>
+      <w:r>
+        <w:rPr>
+          <w:rStyle w:val="NormalTok"/>
+        </w:rPr>
+        <w:t xml:space="preserve"> </w:t>
+      </w:r>
+      <w:r>
+        <w:rPr>
+          <w:rStyle w:val="FunctionTok"/>
+        </w:rPr>
+        <w:t>median</w:t>
+      </w:r>
+      <w:r>
+        <w:rPr>
+          <w:rStyle w:val="NormalTok"/>
+        </w:rPr>
+        <w:t xml:space="preserve">(averageRating), </w:t>
+      </w:r>
+      <w:r>
+        <w:br/>
+      </w:r>
+      <w:r>
+        <w:rPr>
+          <w:rStyle w:val="NormalTok"/>
+        </w:rPr>
+        <w:t xml:space="preserve">          </w:t>
+      </w:r>
+      <w:r>
+        <w:rPr>
+          <w:rStyle w:val="AttributeTok"/>
+        </w:rPr>
+        <w:t>Q3_score =</w:t>
+      </w:r>
+      <w:r>
+        <w:rPr>
+          <w:rStyle w:val="NormalTok"/>
+        </w:rPr>
+        <w:t xml:space="preserve"> </w:t>
+      </w:r>
+      <w:r>
+        <w:rPr>
+          <w:rStyle w:val="FunctionTok"/>
+        </w:rPr>
+        <w:t>quantile</w:t>
+      </w:r>
+      <w:r>
+        <w:rPr>
+          <w:rStyle w:val="NormalTok"/>
+        </w:rPr>
+        <w:t xml:space="preserve">(averageRating, </w:t>
+      </w:r>
+      <w:r>
+        <w:rPr>
+          <w:rStyle w:val="FloatTok"/>
+        </w:rPr>
+        <w:t>0.75</w:t>
+      </w:r>
+      <w:r>
+        <w:rPr>
+          <w:rStyle w:val="NormalTok"/>
+        </w:rPr>
+        <w:t xml:space="preserve">), </w:t>
+      </w:r>
+      <w:r>
+        <w:br/>
+      </w:r>
+      <w:r>
+        <w:rPr>
+          <w:rStyle w:val="NormalTok"/>
+        </w:rPr>
+        <w:t xml:space="preserve">          </w:t>
+      </w:r>
+      <w:r>
+        <w:rPr>
+          <w:rStyle w:val="AttributeTok"/>
+        </w:rPr>
+        <w:t>max_score =</w:t>
+      </w:r>
+      <w:r>
+        <w:rPr>
+          <w:rStyle w:val="NormalTok"/>
+        </w:rPr>
+        <w:t xml:space="preserve"> </w:t>
+      </w:r>
+      <w:r>
+        <w:rPr>
+          <w:rStyle w:val="FunctionTok"/>
+        </w:rPr>
+        <w:t>max</w:t>
+      </w:r>
+      <w:r>
+        <w:rPr>
+          <w:rStyle w:val="NormalTok"/>
+        </w:rPr>
+        <w:t>(averageRating)</w:t>
+      </w:r>
+      <w:r>
+        <w:br/>
+      </w:r>
+      <w:r>
+        <w:rPr>
+          <w:rStyle w:val="NormalTok"/>
+        </w:rPr>
+        <w:t xml:space="preserve">          )</w:t>
+      </w:r>
+    </w:p>
+    <w:p>
+      <w:pPr>
+        <w:pStyle w:val="SourceCode"/>
+      </w:pPr>
+      <w:r>
+        <w:rPr>
+          <w:rStyle w:val="VerbatimChar"/>
+        </w:rPr>
+        <w:t>## # A tibble: 1 x 5</w:t>
+      </w:r>
+      <w:r>
+        <w:br/>
+      </w:r>
+      <w:r>
+        <w:rPr>
+          <w:rStyle w:val="VerbatimChar"/>
+        </w:rPr>
+        <w:t>##   min_score Q1_score median_score Q3_score max_score</w:t>
+      </w:r>
+      <w:r>
+        <w:br/>
+      </w:r>
+      <w:r>
+        <w:rPr>
+          <w:rStyle w:val="VerbatimChar"/>
+        </w:rPr>
+        <w:t>##       &lt;dbl&gt;    &lt;dbl&gt;        &lt;dbl&gt;    &lt;dbl&gt;     &lt;dbl&gt;</w:t>
+      </w:r>
+      <w:r>
+        <w:br/>
+      </w:r>
+      <w:r>
+        <w:rPr>
+          <w:rStyle w:val="VerbatimChar"/>
+        </w:rPr>
+        <w:t>## 1       1.9      6.1            7      7.6       9.2</w:t>
       </w:r>
     </w:p>
     <w:p>
@@ -2130,581 +2739,46 @@
         </w:numPr>
       </w:pPr>
       <w:r>
-        <w:t>How do you decide if a value is an “outlier” when creating a boxplot?</w:t>
-      </w:r>
-    </w:p>
-    <w:p>
-      <w:pPr>
-        <w:pStyle w:val="FirstParagraph"/>
-      </w:pPr>
-      <w:r>
-        <w:t>In the code below, I’m providing you with the top 3 and the bottom 3 IMDb scores.</w:t>
-      </w:r>
-    </w:p>
-    <w:p>
-      <w:pPr>
-        <w:pStyle w:val="BodyText"/>
-      </w:pPr>
-      <w:r>
-        <w:rPr>
-          <w:b/>
-          <w:bCs/>
-        </w:rPr>
-        <w:t>Bottom 3:</w:t>
-      </w:r>
-    </w:p>
-    <w:p>
-      <w:pPr>
-        <w:pStyle w:val="SourceCode"/>
-      </w:pPr>
-      <w:proofErr w:type="spellStart"/>
-      <w:r>
-        <w:rPr>
-          <w:rStyle w:val="NormalTok"/>
-        </w:rPr>
-        <w:t>movie_ratings</w:t>
-      </w:r>
-      <w:proofErr w:type="spellEnd"/>
-      <w:r>
-        <w:rPr>
-          <w:rStyle w:val="NormalTok"/>
-        </w:rPr>
-        <w:t xml:space="preserve"> </w:t>
-      </w:r>
-      <w:r>
-        <w:rPr>
-          <w:rStyle w:val="SpecialCharTok"/>
-        </w:rPr>
-        <w:t>%&gt;%</w:t>
-      </w:r>
-      <w:r>
-        <w:rPr>
-          <w:rStyle w:val="NormalTok"/>
-        </w:rPr>
-        <w:t xml:space="preserve"> </w:t>
-      </w:r>
-      <w:r>
-        <w:br/>
-      </w:r>
-      <w:r>
-        <w:rPr>
-          <w:rStyle w:val="NormalTok"/>
-        </w:rPr>
-        <w:t xml:space="preserve">  </w:t>
-      </w:r>
-      <w:r>
-        <w:rPr>
-          <w:rStyle w:val="FunctionTok"/>
-        </w:rPr>
-        <w:t>select</w:t>
-      </w:r>
-      <w:r>
-        <w:rPr>
-          <w:rStyle w:val="NormalTok"/>
-        </w:rPr>
-        <w:t>(</w:t>
-      </w:r>
-      <w:proofErr w:type="spellStart"/>
-      <w:r>
-        <w:rPr>
-          <w:rStyle w:val="NormalTok"/>
-        </w:rPr>
-        <w:t>averageRating</w:t>
-      </w:r>
-      <w:proofErr w:type="spellEnd"/>
-      <w:r>
-        <w:rPr>
-          <w:rStyle w:val="NormalTok"/>
-        </w:rPr>
-        <w:t xml:space="preserve">) </w:t>
-      </w:r>
-      <w:r>
-        <w:rPr>
-          <w:rStyle w:val="SpecialCharTok"/>
-        </w:rPr>
-        <w:t>%&gt;%</w:t>
-      </w:r>
-      <w:r>
-        <w:rPr>
-          <w:rStyle w:val="NormalTok"/>
-        </w:rPr>
-        <w:t xml:space="preserve"> </w:t>
-      </w:r>
-      <w:r>
-        <w:br/>
-      </w:r>
-      <w:r>
-        <w:rPr>
-          <w:rStyle w:val="NormalTok"/>
-        </w:rPr>
-        <w:t xml:space="preserve">  </w:t>
-      </w:r>
-      <w:proofErr w:type="spellStart"/>
-      <w:r>
-        <w:rPr>
-          <w:rStyle w:val="FunctionTok"/>
-        </w:rPr>
-        <w:t>slice_min</w:t>
-      </w:r>
-      <w:proofErr w:type="spellEnd"/>
-      <w:r>
-        <w:rPr>
-          <w:rStyle w:val="NormalTok"/>
-        </w:rPr>
-        <w:t>(</w:t>
-      </w:r>
-      <w:proofErr w:type="spellStart"/>
-      <w:r>
-        <w:rPr>
-          <w:rStyle w:val="AttributeTok"/>
-        </w:rPr>
-        <w:t>order_by</w:t>
-      </w:r>
-      <w:proofErr w:type="spellEnd"/>
-      <w:r>
-        <w:rPr>
-          <w:rStyle w:val="AttributeTok"/>
-        </w:rPr>
-        <w:t xml:space="preserve"> =</w:t>
-      </w:r>
-      <w:r>
-        <w:rPr>
-          <w:rStyle w:val="NormalTok"/>
-        </w:rPr>
-        <w:t xml:space="preserve"> </w:t>
-      </w:r>
-      <w:proofErr w:type="spellStart"/>
-      <w:r>
-        <w:rPr>
-          <w:rStyle w:val="NormalTok"/>
-        </w:rPr>
-        <w:t>averageRating</w:t>
-      </w:r>
-      <w:proofErr w:type="spellEnd"/>
-      <w:r>
-        <w:rPr>
-          <w:rStyle w:val="NormalTok"/>
-        </w:rPr>
-        <w:t xml:space="preserve">, </w:t>
-      </w:r>
-      <w:r>
-        <w:rPr>
-          <w:rStyle w:val="AttributeTok"/>
-        </w:rPr>
-        <w:t>n =</w:t>
-      </w:r>
-      <w:r>
-        <w:rPr>
-          <w:rStyle w:val="NormalTok"/>
-        </w:rPr>
-        <w:t xml:space="preserve"> </w:t>
-      </w:r>
-      <w:r>
-        <w:rPr>
-          <w:rStyle w:val="DecValTok"/>
-        </w:rPr>
-        <w:t>3</w:t>
-      </w:r>
-      <w:r>
-        <w:rPr>
-          <w:rStyle w:val="NormalTok"/>
-        </w:rPr>
-        <w:t>)</w:t>
-      </w:r>
-    </w:p>
-    <w:p>
-      <w:pPr>
-        <w:pStyle w:val="SourceCode"/>
-      </w:pPr>
-      <w:r>
-        <w:rPr>
-          <w:rStyle w:val="VerbatimChar"/>
-        </w:rPr>
-        <w:t xml:space="preserve">## # A </w:t>
-      </w:r>
-      <w:proofErr w:type="spellStart"/>
-      <w:r>
-        <w:rPr>
-          <w:rStyle w:val="VerbatimChar"/>
-        </w:rPr>
-        <w:t>tibble</w:t>
-      </w:r>
-      <w:proofErr w:type="spellEnd"/>
-      <w:r>
-        <w:rPr>
-          <w:rStyle w:val="VerbatimChar"/>
-        </w:rPr>
-        <w:t>: 3 x 1</w:t>
-      </w:r>
-      <w:r>
-        <w:br/>
-      </w:r>
-      <w:r>
-        <w:rPr>
-          <w:rStyle w:val="VerbatimChar"/>
-        </w:rPr>
-        <w:t xml:space="preserve">##   </w:t>
-      </w:r>
-      <w:proofErr w:type="spellStart"/>
-      <w:r>
-        <w:rPr>
-          <w:rStyle w:val="VerbatimChar"/>
-        </w:rPr>
-        <w:t>averageRating</w:t>
-      </w:r>
-      <w:proofErr w:type="spellEnd"/>
-      <w:r>
-        <w:br/>
-      </w:r>
-      <w:r>
-        <w:rPr>
-          <w:rStyle w:val="VerbatimChar"/>
-        </w:rPr>
-        <w:t>##           &lt;</w:t>
-      </w:r>
-      <w:proofErr w:type="spellStart"/>
-      <w:r>
-        <w:rPr>
-          <w:rStyle w:val="VerbatimChar"/>
-        </w:rPr>
-        <w:t>dbl</w:t>
-      </w:r>
-      <w:proofErr w:type="spellEnd"/>
-      <w:r>
-        <w:rPr>
-          <w:rStyle w:val="VerbatimChar"/>
-        </w:rPr>
-        <w:t>&gt;</w:t>
-      </w:r>
-      <w:r>
-        <w:br/>
-      </w:r>
-      <w:r>
-        <w:rPr>
-          <w:rStyle w:val="VerbatimChar"/>
-        </w:rPr>
-        <w:t xml:space="preserve">## 1        </w:t>
-      </w:r>
-      <w:r>
-        <w:rPr>
-          <w:rStyle w:val="VerbatimChar"/>
-        </w:rPr>
-        <w:t xml:space="preserve">   1.9</w:t>
-      </w:r>
-      <w:r>
-        <w:br/>
-      </w:r>
-      <w:r>
-        <w:rPr>
-          <w:rStyle w:val="VerbatimChar"/>
-        </w:rPr>
-        <w:t>## 2           2.7</w:t>
-      </w:r>
-      <w:r>
-        <w:br/>
-      </w:r>
-      <w:r>
-        <w:rPr>
-          <w:rStyle w:val="VerbatimChar"/>
-        </w:rPr>
-        <w:t>## 3           2.9</w:t>
-      </w:r>
-    </w:p>
-    <w:p>
-      <w:pPr>
-        <w:pStyle w:val="FirstParagraph"/>
-      </w:pPr>
-      <w:r>
-        <w:rPr>
-          <w:b/>
-          <w:bCs/>
-        </w:rPr>
-        <w:t>Top 3:</w:t>
-      </w:r>
-    </w:p>
-    <w:p>
-      <w:pPr>
-        <w:pStyle w:val="SourceCode"/>
-      </w:pPr>
-      <w:proofErr w:type="spellStart"/>
-      <w:r>
-        <w:rPr>
-          <w:rStyle w:val="NormalTok"/>
-        </w:rPr>
-        <w:t>movie_ratings</w:t>
-      </w:r>
-      <w:proofErr w:type="spellEnd"/>
-      <w:r>
-        <w:rPr>
-          <w:rStyle w:val="NormalTok"/>
-        </w:rPr>
-        <w:t xml:space="preserve"> </w:t>
-      </w:r>
-      <w:r>
-        <w:rPr>
-          <w:rStyle w:val="SpecialCharTok"/>
-        </w:rPr>
-        <w:t>%&gt;%</w:t>
-      </w:r>
-      <w:r>
-        <w:rPr>
-          <w:rStyle w:val="NormalTok"/>
-        </w:rPr>
-        <w:t xml:space="preserve"> </w:t>
-      </w:r>
-      <w:r>
-        <w:br/>
-      </w:r>
-      <w:r>
-        <w:rPr>
-          <w:rStyle w:val="NormalTok"/>
-        </w:rPr>
-        <w:t xml:space="preserve">  </w:t>
-      </w:r>
-      <w:r>
-        <w:rPr>
-          <w:rStyle w:val="FunctionTok"/>
-        </w:rPr>
-        <w:t>select</w:t>
-      </w:r>
-      <w:r>
-        <w:rPr>
-          <w:rStyle w:val="NormalTok"/>
-        </w:rPr>
-        <w:t>(</w:t>
-      </w:r>
-      <w:proofErr w:type="spellStart"/>
-      <w:r>
-        <w:rPr>
-          <w:rStyle w:val="NormalTok"/>
-        </w:rPr>
-        <w:t>averageRating</w:t>
-      </w:r>
-      <w:proofErr w:type="spellEnd"/>
-      <w:r>
-        <w:rPr>
-          <w:rStyle w:val="NormalTok"/>
-        </w:rPr>
-        <w:t xml:space="preserve">) </w:t>
-      </w:r>
-      <w:r>
-        <w:rPr>
-          <w:rStyle w:val="SpecialCharTok"/>
-        </w:rPr>
-        <w:t>%&gt;%</w:t>
-      </w:r>
-      <w:r>
-        <w:rPr>
-          <w:rStyle w:val="NormalTok"/>
-        </w:rPr>
-        <w:t xml:space="preserve"> </w:t>
-      </w:r>
-      <w:r>
-        <w:br/>
-      </w:r>
-      <w:r>
-        <w:rPr>
-          <w:rStyle w:val="NormalTok"/>
-        </w:rPr>
-        <w:t xml:space="preserve">  </w:t>
-      </w:r>
-      <w:proofErr w:type="spellStart"/>
-      <w:r>
-        <w:rPr>
-          <w:rStyle w:val="FunctionTok"/>
-        </w:rPr>
-        <w:t>slice_max</w:t>
-      </w:r>
-      <w:proofErr w:type="spellEnd"/>
-      <w:r>
-        <w:rPr>
-          <w:rStyle w:val="NormalTok"/>
-        </w:rPr>
-        <w:t>(</w:t>
-      </w:r>
-      <w:proofErr w:type="spellStart"/>
-      <w:r>
-        <w:rPr>
-          <w:rStyle w:val="AttributeTok"/>
-        </w:rPr>
-        <w:t>order_by</w:t>
-      </w:r>
-      <w:proofErr w:type="spellEnd"/>
-      <w:r>
-        <w:rPr>
-          <w:rStyle w:val="AttributeTok"/>
-        </w:rPr>
-        <w:t xml:space="preserve"> =</w:t>
-      </w:r>
-      <w:r>
-        <w:rPr>
-          <w:rStyle w:val="NormalTok"/>
-        </w:rPr>
-        <w:t xml:space="preserve"> </w:t>
-      </w:r>
-      <w:proofErr w:type="spellStart"/>
-      <w:r>
-        <w:rPr>
-          <w:rStyle w:val="NormalTok"/>
-        </w:rPr>
-        <w:t>averageRating</w:t>
-      </w:r>
-      <w:proofErr w:type="spellEnd"/>
-      <w:r>
-        <w:rPr>
-          <w:rStyle w:val="NormalTok"/>
-        </w:rPr>
-        <w:t xml:space="preserve">, </w:t>
-      </w:r>
-      <w:r>
-        <w:rPr>
-          <w:rStyle w:val="AttributeTok"/>
-        </w:rPr>
-        <w:t>n =</w:t>
-      </w:r>
-      <w:r>
-        <w:rPr>
-          <w:rStyle w:val="NormalTok"/>
-        </w:rPr>
-        <w:t xml:space="preserve"> </w:t>
-      </w:r>
-      <w:r>
-        <w:rPr>
-          <w:rStyle w:val="DecValTok"/>
-        </w:rPr>
-        <w:t>3</w:t>
-      </w:r>
-      <w:r>
-        <w:rPr>
-          <w:rStyle w:val="NormalTok"/>
-        </w:rPr>
-        <w:t>)</w:t>
-      </w:r>
-    </w:p>
-    <w:p>
-      <w:pPr>
-        <w:pStyle w:val="SourceCode"/>
-      </w:pPr>
-      <w:r>
-        <w:rPr>
-          <w:rStyle w:val="VerbatimChar"/>
-        </w:rPr>
-        <w:t xml:space="preserve">## # A </w:t>
-      </w:r>
-      <w:proofErr w:type="spellStart"/>
-      <w:r>
-        <w:rPr>
-          <w:rStyle w:val="VerbatimChar"/>
-        </w:rPr>
-        <w:t>tibble</w:t>
-      </w:r>
-      <w:proofErr w:type="spellEnd"/>
-      <w:r>
-        <w:rPr>
-          <w:rStyle w:val="VerbatimChar"/>
-        </w:rPr>
-        <w:t>: 6 x 1</w:t>
-      </w:r>
-      <w:r>
-        <w:br/>
-      </w:r>
-      <w:r>
-        <w:rPr>
-          <w:rStyle w:val="VerbatimChar"/>
-        </w:rPr>
-        <w:t xml:space="preserve">##   </w:t>
-      </w:r>
-      <w:proofErr w:type="spellStart"/>
-      <w:r>
-        <w:rPr>
-          <w:rStyle w:val="VerbatimChar"/>
-        </w:rPr>
-        <w:t>averageRating</w:t>
-      </w:r>
-      <w:proofErr w:type="spellEnd"/>
-      <w:r>
-        <w:br/>
-      </w:r>
-      <w:r>
-        <w:rPr>
-          <w:rStyle w:val="VerbatimChar"/>
-        </w:rPr>
-        <w:t>##           &lt;</w:t>
-      </w:r>
-      <w:proofErr w:type="spellStart"/>
-      <w:r>
-        <w:rPr>
-          <w:rStyle w:val="VerbatimChar"/>
-        </w:rPr>
-        <w:t>dbl</w:t>
-      </w:r>
-      <w:proofErr w:type="spellEnd"/>
-      <w:r>
-        <w:rPr>
-          <w:rStyle w:val="VerbatimChar"/>
-        </w:rPr>
-        <w:t>&gt;</w:t>
-      </w:r>
-      <w:r>
-        <w:br/>
-      </w:r>
-      <w:r>
-        <w:rPr>
-          <w:rStyle w:val="VerbatimChar"/>
-        </w:rPr>
-        <w:t>## 1           9.2</w:t>
-      </w:r>
-      <w:r>
-        <w:br/>
-      </w:r>
-      <w:r>
-        <w:rPr>
-          <w:rStyle w:val="VerbatimChar"/>
-        </w:rPr>
-        <w:t>## 2           8.9</w:t>
-      </w:r>
-      <w:r>
-        <w:br/>
-      </w:r>
-      <w:r>
-        <w:rPr>
-          <w:rStyle w:val="VerbatimChar"/>
-        </w:rPr>
-        <w:t xml:space="preserve">## 3          </w:t>
-      </w:r>
-      <w:r>
-        <w:rPr>
-          <w:rStyle w:val="VerbatimChar"/>
-        </w:rPr>
-        <w:t xml:space="preserve"> 8.7</w:t>
-      </w:r>
-      <w:r>
-        <w:br/>
-      </w:r>
-      <w:r>
-        <w:rPr>
-          <w:rStyle w:val="VerbatimChar"/>
-        </w:rPr>
-        <w:t>## 4           8.7</w:t>
-      </w:r>
-      <w:r>
-        <w:br/>
-      </w:r>
-      <w:r>
-        <w:rPr>
-          <w:rStyle w:val="VerbatimChar"/>
-        </w:rPr>
-        <w:t>## 5           8.7</w:t>
-      </w:r>
-      <w:r>
-        <w:br/>
-      </w:r>
-      <w:r>
-        <w:rPr>
-          <w:rStyle w:val="VerbatimChar"/>
-        </w:rPr>
-        <w:t>## 6           8.7</w:t>
-      </w:r>
+        <w:t xml:space="preserve">Using the summary statistics provided, </w:t>
+      </w:r>
+      <w:r>
+        <w:t>sketch a box plot of IMDb scores. Be sure to label the axes!</w:t>
+      </w:r>
+    </w:p>
+    <w:p>
+      <w:pPr>
+        <w:pStyle w:val="Compact"/>
+      </w:pPr>
+    </w:p>
+    <w:p>
+      <w:pPr>
+        <w:pStyle w:val="Compact"/>
+      </w:pPr>
+    </w:p>
+    <w:p>
+      <w:pPr>
+        <w:pStyle w:val="Compact"/>
+      </w:pPr>
+    </w:p>
+    <w:p>
+      <w:pPr>
+        <w:pStyle w:val="Compact"/>
+      </w:pPr>
+    </w:p>
+    <w:p>
+      <w:pPr>
+        <w:pStyle w:val="Compact"/>
+      </w:pPr>
+    </w:p>
+    <w:p>
+      <w:pPr>
+        <w:pStyle w:val="Compact"/>
+      </w:pPr>
+    </w:p>
+    <w:p>
+      <w:pPr>
+        <w:pStyle w:val="Compact"/>
+      </w:pPr>
     </w:p>
     <w:p>
       <w:pPr>
@@ -2715,7 +2789,7 @@
         </w:numPr>
       </w:pPr>
       <w:r>
-        <w:t>Revisit your previous boxplot to decide if any observations should be plotted as outliers.</w:t>
+        <w:t>How do you decide if a value is an “outlier” when creating a boxplot?</w:t>
       </w:r>
     </w:p>
     <w:p>
@@ -2723,17 +2797,449 @@
         <w:pStyle w:val="FirstParagraph"/>
       </w:pPr>
       <w:r>
-        <w:t xml:space="preserve">(Modify your previous plot) </w:t>
-      </w:r>
-    </w:p>
-    <w:p>
-      <w:pPr>
-        <w:pStyle w:val="Heading2"/>
-      </w:pPr>
-      <w:bookmarkStart w:id="7" w:name="plot-comparison"/>
-      <w:bookmarkEnd w:id="6"/>
-      <w:r>
-        <w:t>Plot Comparison</w:t>
+        <w:t>In the code below, I’m providing you with the top 6 and the bottom 6 IMDb scores.</w:t>
+      </w:r>
+    </w:p>
+    <w:p>
+      <w:pPr>
+        <w:pStyle w:val="BodyText"/>
+      </w:pPr>
+    </w:p>
+    <w:p>
+      <w:pPr>
+        <w:pStyle w:val="BodyText"/>
+      </w:pPr>
+    </w:p>
+    <w:p>
+      <w:pPr>
+        <w:pStyle w:val="BodyText"/>
+      </w:pPr>
+      <w:r>
+        <w:rPr>
+          <w:b/>
+          <w:bCs/>
+        </w:rPr>
+        <w:lastRenderedPageBreak/>
+        <w:t>Bottom 6:</w:t>
+      </w:r>
+    </w:p>
+    <w:p>
+      <w:pPr>
+        <w:pStyle w:val="SourceCode"/>
+      </w:pPr>
+      <w:r>
+        <w:rPr>
+          <w:rStyle w:val="NormalTok"/>
+        </w:rPr>
+        <w:t xml:space="preserve">movie_ratings </w:t>
+      </w:r>
+      <w:r>
+        <w:rPr>
+          <w:rStyle w:val="SpecialCharTok"/>
+        </w:rPr>
+        <w:t>%&gt;%</w:t>
+      </w:r>
+      <w:r>
+        <w:rPr>
+          <w:rStyle w:val="NormalTok"/>
+        </w:rPr>
+        <w:t xml:space="preserve"> </w:t>
+      </w:r>
+      <w:r>
+        <w:br/>
+      </w:r>
+      <w:r>
+        <w:rPr>
+          <w:rStyle w:val="NormalTok"/>
+        </w:rPr>
+        <w:t xml:space="preserve">  </w:t>
+      </w:r>
+      <w:r>
+        <w:rPr>
+          <w:rStyle w:val="FunctionTok"/>
+        </w:rPr>
+        <w:t>select</w:t>
+      </w:r>
+      <w:r>
+        <w:rPr>
+          <w:rStyle w:val="NormalTok"/>
+        </w:rPr>
+        <w:t xml:space="preserve">(averageRating) </w:t>
+      </w:r>
+      <w:r>
+        <w:rPr>
+          <w:rStyle w:val="SpecialCharTok"/>
+        </w:rPr>
+        <w:t>%&gt;%</w:t>
+      </w:r>
+      <w:r>
+        <w:rPr>
+          <w:rStyle w:val="NormalTok"/>
+        </w:rPr>
+        <w:t xml:space="preserve"> </w:t>
+      </w:r>
+      <w:r>
+        <w:br/>
+      </w:r>
+      <w:r>
+        <w:rPr>
+          <w:rStyle w:val="NormalTok"/>
+        </w:rPr>
+        <w:t xml:space="preserve">  </w:t>
+      </w:r>
+      <w:r>
+        <w:rPr>
+          <w:rStyle w:val="FunctionTok"/>
+        </w:rPr>
+        <w:t>slice_min</w:t>
+      </w:r>
+      <w:r>
+        <w:rPr>
+          <w:rStyle w:val="NormalTok"/>
+        </w:rPr>
+        <w:t>(</w:t>
+      </w:r>
+      <w:r>
+        <w:rPr>
+          <w:rStyle w:val="AttributeTok"/>
+        </w:rPr>
+        <w:t>order_by =</w:t>
+      </w:r>
+      <w:r>
+        <w:rPr>
+          <w:rStyle w:val="NormalTok"/>
+        </w:rPr>
+        <w:t xml:space="preserve"> averageRating, </w:t>
+      </w:r>
+      <w:r>
+        <w:rPr>
+          <w:rStyle w:val="AttributeTok"/>
+        </w:rPr>
+        <w:t>n =</w:t>
+      </w:r>
+      <w:r>
+        <w:rPr>
+          <w:rStyle w:val="NormalTok"/>
+        </w:rPr>
+        <w:t xml:space="preserve"> </w:t>
+      </w:r>
+      <w:r>
+        <w:rPr>
+          <w:rStyle w:val="DecValTok"/>
+        </w:rPr>
+        <w:t>6</w:t>
+      </w:r>
+      <w:r>
+        <w:rPr>
+          <w:rStyle w:val="NormalTok"/>
+        </w:rPr>
+        <w:t>)</w:t>
+      </w:r>
+    </w:p>
+    <w:p>
+      <w:pPr>
+        <w:pStyle w:val="SourceCode"/>
+      </w:pPr>
+      <w:r>
+        <w:rPr>
+          <w:rStyle w:val="VerbatimChar"/>
+        </w:rPr>
+        <w:t>## # A tibble: 7 x 1</w:t>
+      </w:r>
+      <w:r>
+        <w:br/>
+      </w:r>
+      <w:r>
+        <w:rPr>
+          <w:rStyle w:val="VerbatimChar"/>
+        </w:rPr>
+        <w:t>##   averageRating</w:t>
+      </w:r>
+      <w:r>
+        <w:br/>
+      </w:r>
+      <w:r>
+        <w:rPr>
+          <w:rStyle w:val="VerbatimChar"/>
+        </w:rPr>
+        <w:t>##           &lt;dbl&gt;</w:t>
+      </w:r>
+      <w:r>
+        <w:br/>
+      </w:r>
+      <w:r>
+        <w:rPr>
+          <w:rStyle w:val="VerbatimChar"/>
+        </w:rPr>
+        <w:t xml:space="preserve">## 1        </w:t>
+      </w:r>
+      <w:r>
+        <w:rPr>
+          <w:rStyle w:val="VerbatimChar"/>
+        </w:rPr>
+        <w:t xml:space="preserve">   1.9</w:t>
+      </w:r>
+      <w:r>
+        <w:br/>
+      </w:r>
+      <w:r>
+        <w:rPr>
+          <w:rStyle w:val="VerbatimChar"/>
+        </w:rPr>
+        <w:t>## 2           2.7</w:t>
+      </w:r>
+      <w:r>
+        <w:br/>
+      </w:r>
+      <w:r>
+        <w:rPr>
+          <w:rStyle w:val="VerbatimChar"/>
+        </w:rPr>
+        <w:t>## 3           2.9</w:t>
+      </w:r>
+      <w:r>
+        <w:br/>
+      </w:r>
+      <w:r>
+        <w:rPr>
+          <w:rStyle w:val="VerbatimChar"/>
+        </w:rPr>
+        <w:t>## 4           3.3</w:t>
+      </w:r>
+      <w:r>
+        <w:br/>
+      </w:r>
+      <w:r>
+        <w:rPr>
+          <w:rStyle w:val="VerbatimChar"/>
+        </w:rPr>
+        <w:t>## 5           3.7</w:t>
+      </w:r>
+      <w:r>
+        <w:br/>
+      </w:r>
+      <w:r>
+        <w:rPr>
+          <w:rStyle w:val="VerbatimChar"/>
+        </w:rPr>
+        <w:t>## 6           3.9</w:t>
+      </w:r>
+      <w:r>
+        <w:br/>
+      </w:r>
+      <w:r>
+        <w:rPr>
+          <w:rStyle w:val="VerbatimChar"/>
+        </w:rPr>
+        <w:t>## 7           3.9</w:t>
+      </w:r>
+    </w:p>
+    <w:p>
+      <w:pPr>
+        <w:pStyle w:val="FirstParagraph"/>
+      </w:pPr>
+      <w:r>
+        <w:rPr>
+          <w:b/>
+          <w:bCs/>
+        </w:rPr>
+        <w:t>Top 6:</w:t>
+      </w:r>
+    </w:p>
+    <w:p>
+      <w:pPr>
+        <w:pStyle w:val="SourceCode"/>
+      </w:pPr>
+      <w:r>
+        <w:rPr>
+          <w:rStyle w:val="NormalTok"/>
+        </w:rPr>
+        <w:t xml:space="preserve">movie_ratings </w:t>
+      </w:r>
+      <w:r>
+        <w:rPr>
+          <w:rStyle w:val="SpecialCharTok"/>
+        </w:rPr>
+        <w:t>%&gt;%</w:t>
+      </w:r>
+      <w:r>
+        <w:rPr>
+          <w:rStyle w:val="NormalTok"/>
+        </w:rPr>
+        <w:t xml:space="preserve"> </w:t>
+      </w:r>
+      <w:r>
+        <w:br/>
+      </w:r>
+      <w:r>
+        <w:rPr>
+          <w:rStyle w:val="NormalTok"/>
+        </w:rPr>
+        <w:t xml:space="preserve">  </w:t>
+      </w:r>
+      <w:r>
+        <w:rPr>
+          <w:rStyle w:val="FunctionTok"/>
+        </w:rPr>
+        <w:t>select</w:t>
+      </w:r>
+      <w:r>
+        <w:rPr>
+          <w:rStyle w:val="NormalTok"/>
+        </w:rPr>
+        <w:t xml:space="preserve">(averageRating) </w:t>
+      </w:r>
+      <w:r>
+        <w:rPr>
+          <w:rStyle w:val="SpecialCharTok"/>
+        </w:rPr>
+        <w:t>%&gt;%</w:t>
+      </w:r>
+      <w:r>
+        <w:rPr>
+          <w:rStyle w:val="NormalTok"/>
+        </w:rPr>
+        <w:t xml:space="preserve"> </w:t>
+      </w:r>
+      <w:r>
+        <w:br/>
+      </w:r>
+      <w:r>
+        <w:rPr>
+          <w:rStyle w:val="NormalTok"/>
+        </w:rPr>
+        <w:t xml:space="preserve">  </w:t>
+      </w:r>
+      <w:r>
+        <w:rPr>
+          <w:rStyle w:val="FunctionTok"/>
+        </w:rPr>
+        <w:t>slice_max</w:t>
+      </w:r>
+      <w:r>
+        <w:rPr>
+          <w:rStyle w:val="NormalTok"/>
+        </w:rPr>
+        <w:t>(</w:t>
+      </w:r>
+      <w:r>
+        <w:rPr>
+          <w:rStyle w:val="AttributeTok"/>
+        </w:rPr>
+        <w:t>order_by =</w:t>
+      </w:r>
+      <w:r>
+        <w:rPr>
+          <w:rStyle w:val="NormalTok"/>
+        </w:rPr>
+        <w:t xml:space="preserve"> averageRating, </w:t>
+      </w:r>
+      <w:r>
+        <w:rPr>
+          <w:rStyle w:val="AttributeTok"/>
+        </w:rPr>
+        <w:t>n =</w:t>
+      </w:r>
+      <w:r>
+        <w:rPr>
+          <w:rStyle w:val="NormalTok"/>
+        </w:rPr>
+        <w:t xml:space="preserve"> </w:t>
+      </w:r>
+      <w:r>
+        <w:rPr>
+          <w:rStyle w:val="DecValTok"/>
+        </w:rPr>
+        <w:t>6</w:t>
+      </w:r>
+      <w:r>
+        <w:rPr>
+          <w:rStyle w:val="NormalTok"/>
+        </w:rPr>
+        <w:t>)</w:t>
+      </w:r>
+    </w:p>
+    <w:p>
+      <w:pPr>
+        <w:pStyle w:val="SourceCode"/>
+      </w:pPr>
+      <w:r>
+        <w:rPr>
+          <w:rStyle w:val="VerbatimChar"/>
+        </w:rPr>
+        <w:t>## # A tibble: 6 x 1</w:t>
+      </w:r>
+      <w:r>
+        <w:br/>
+      </w:r>
+      <w:r>
+        <w:rPr>
+          <w:rStyle w:val="VerbatimChar"/>
+        </w:rPr>
+        <w:t>##   averageRating</w:t>
+      </w:r>
+      <w:r>
+        <w:br/>
+      </w:r>
+      <w:r>
+        <w:rPr>
+          <w:rStyle w:val="VerbatimChar"/>
+        </w:rPr>
+        <w:t>##           &lt;dbl&gt;</w:t>
+      </w:r>
+      <w:r>
+        <w:br/>
+      </w:r>
+      <w:r>
+        <w:rPr>
+          <w:rStyle w:val="VerbatimChar"/>
+        </w:rPr>
+        <w:t>## 1           9.2</w:t>
+      </w:r>
+      <w:r>
+        <w:br/>
+      </w:r>
+      <w:r>
+        <w:rPr>
+          <w:rStyle w:val="VerbatimChar"/>
+        </w:rPr>
+        <w:t>## 2           8.9</w:t>
+      </w:r>
+      <w:r>
+        <w:br/>
+      </w:r>
+      <w:r>
+        <w:rPr>
+          <w:rStyle w:val="VerbatimChar"/>
+        </w:rPr>
+        <w:t>## 3           8.7</w:t>
+      </w:r>
+      <w:r>
+        <w:br/>
+      </w:r>
+      <w:r>
+        <w:rPr>
+          <w:rStyle w:val="VerbatimChar"/>
+        </w:rPr>
+        <w:t>## 4           8.7</w:t>
+      </w:r>
+      <w:r>
+        <w:br/>
+      </w:r>
+      <w:r>
+        <w:rPr>
+          <w:rStyle w:val="VerbatimChar"/>
+        </w:rPr>
+        <w:t>## 5           8.7</w:t>
+      </w:r>
+      <w:r>
+        <w:br/>
+      </w:r>
+      <w:r>
+        <w:rPr>
+          <w:rStyle w:val="VerbatimChar"/>
+        </w:rPr>
+        <w:t>## 6           8.7</w:t>
       </w:r>
     </w:p>
     <w:p>
@@ -2745,7 +3251,28 @@
         </w:numPr>
       </w:pPr>
       <w:r>
-        <w:t>Compare the three graphs of IMDb scores created above.</w:t>
+        <w:t>Revisit your previous boxplot to decide if any observations should be plotted as outliers.</w:t>
+      </w:r>
+    </w:p>
+    <w:p>
+      <w:pPr>
+        <w:pStyle w:val="FirstParagraph"/>
+      </w:pPr>
+      <w:r>
+        <w:t xml:space="preserve">(Modify your </w:t>
+      </w:r>
+      <w:r>
+        <w:t xml:space="preserve">previous plot) </w:t>
+      </w:r>
+    </w:p>
+    <w:p>
+      <w:pPr>
+        <w:pStyle w:val="Heading2"/>
+      </w:pPr>
+      <w:bookmarkStart w:id="7" w:name="plot-comparison"/>
+      <w:bookmarkEnd w:id="6"/>
+      <w:r>
+        <w:t>Plot Comparison</w:t>
       </w:r>
     </w:p>
     <w:p>
@@ -2757,7 +3284,7 @@
         </w:numPr>
       </w:pPr>
       <w:r>
-        <w:t>Which graph(s) show the shape of the distribution?</w:t>
+        <w:t>Compare the three graphs of IMDb scores created above.</w:t>
       </w:r>
     </w:p>
     <w:p>
@@ -2769,8 +3296,14 @@
         </w:numPr>
       </w:pPr>
       <w:r>
-        <w:t>Which graph(s) show the outliers of the distribution?</w:t>
-      </w:r>
+        <w:t>Which graph(s) show the shape of the distribution?</w:t>
+      </w:r>
+    </w:p>
+    <w:p>
+      <w:pPr>
+        <w:pStyle w:val="Compact"/>
+        <w:ind w:left="720"/>
+      </w:pPr>
     </w:p>
     <w:p>
       <w:pPr>
@@ -2781,31 +3314,14 @@
         </w:numPr>
       </w:pPr>
       <w:r>
-        <w:t xml:space="preserve">Which graph plots the </w:t>
-      </w:r>
-      <w:r>
-        <w:rPr>
-          <w:i/>
-          <w:iCs/>
-        </w:rPr>
-        <w:t>raw</w:t>
-      </w:r>
-      <w:r>
-        <w:t xml:space="preserve"> data (individual observations)?</w:t>
-      </w:r>
-    </w:p>
-    <w:p>
-      <w:pPr>
-        <w:pStyle w:val="Heading2"/>
-      </w:pPr>
-      <w:bookmarkStart w:id="8" w:name="X7943894b47a4f2fb872b0b38602ce97a17e26a4"/>
-      <w:bookmarkEnd w:id="7"/>
-      <w:r>
-        <w:t>Summarizing a single quantitative vari</w:t>
-      </w:r>
-      <w:r>
-        <w:t>able</w:t>
-      </w:r>
+        <w:t>Which graph(s) show the outliers of the distribution?</w:t>
+      </w:r>
+    </w:p>
+    <w:p>
+      <w:pPr>
+        <w:pStyle w:val="Compact"/>
+        <w:ind w:left="720"/>
+      </w:pPr>
     </w:p>
     <w:p>
       <w:pPr>
@@ -2816,203 +3332,37 @@
         </w:numPr>
       </w:pPr>
       <w:r>
-        <w:t xml:space="preserve">Based on the distributions provided, do you believe the </w:t>
+        <w:t xml:space="preserve">Which graph plots the </w:t>
       </w:r>
       <w:r>
         <w:rPr>
           <w:i/>
           <w:iCs/>
         </w:rPr>
-        <w:t>mean</w:t>
-      </w:r>
-      <w:r>
-        <w:t xml:space="preserve"> IMDb score will be greater or less than the median? Explain why!</w:t>
-      </w:r>
-    </w:p>
-    <w:p>
-      <w:pPr>
-        <w:pStyle w:val="FirstParagraph"/>
-      </w:pPr>
+        <w:t>raw</w:t>
+      </w:r>
+      <w:r>
+        <w:t xml:space="preserve"> data (individual observations)?</w:t>
+      </w:r>
+    </w:p>
+    <w:p>
+      <w:pPr>
+        <w:pStyle w:val="Compact"/>
+        <w:ind w:left="720"/>
+      </w:pPr>
+    </w:p>
+    <w:p>
+      <w:pPr>
+        <w:pStyle w:val="Heading2"/>
+      </w:pPr>
+      <w:bookmarkStart w:id="8" w:name="X7943894b47a4f2fb872b0b38602ce97a17e26a4"/>
+      <w:bookmarkEnd w:id="7"/>
       <w:r>
         <w:lastRenderedPageBreak/>
-        <w:t>In the code below I’ve calculated the standard deviation of the IMDb scores.</w:t>
-      </w:r>
-    </w:p>
-    <w:p>
-      <w:pPr>
-        <w:pStyle w:val="SourceCode"/>
-      </w:pPr>
-      <w:r>
-        <w:rPr>
-          <w:rStyle w:val="FunctionTok"/>
-        </w:rPr>
-        <w:t>summarize</w:t>
-      </w:r>
-      <w:r>
-        <w:rPr>
-          <w:rStyle w:val="NormalTok"/>
-        </w:rPr>
-        <w:t>(</w:t>
-      </w:r>
-      <w:proofErr w:type="spellStart"/>
-      <w:r>
-        <w:rPr>
-          <w:rStyle w:val="NormalTok"/>
-        </w:rPr>
-        <w:t>movie_ratings</w:t>
-      </w:r>
-      <w:proofErr w:type="spellEnd"/>
-      <w:r>
-        <w:rPr>
-          <w:rStyle w:val="NormalTok"/>
-        </w:rPr>
-        <w:t xml:space="preserve">, </w:t>
-      </w:r>
-      <w:r>
-        <w:br/>
-      </w:r>
-      <w:r>
-        <w:rPr>
-          <w:rStyle w:val="NormalTok"/>
-        </w:rPr>
-        <w:t xml:space="preserve">          </w:t>
-      </w:r>
-      <w:proofErr w:type="spellStart"/>
-      <w:r>
-        <w:rPr>
-          <w:rStyle w:val="AttributeTok"/>
-        </w:rPr>
-        <w:t>sd_score</w:t>
-      </w:r>
-      <w:proofErr w:type="spellEnd"/>
-      <w:r>
-        <w:rPr>
-          <w:rStyle w:val="AttributeTok"/>
-        </w:rPr>
-        <w:t xml:space="preserve"> =</w:t>
-      </w:r>
-      <w:r>
-        <w:rPr>
-          <w:rStyle w:val="NormalTok"/>
-        </w:rPr>
-        <w:t xml:space="preserve"> </w:t>
-      </w:r>
-      <w:proofErr w:type="spellStart"/>
-      <w:r>
-        <w:rPr>
-          <w:rStyle w:val="FunctionTok"/>
-        </w:rPr>
-        <w:t>s</w:t>
-      </w:r>
-      <w:r>
-        <w:rPr>
-          <w:rStyle w:val="FunctionTok"/>
-        </w:rPr>
-        <w:t>d</w:t>
-      </w:r>
-      <w:proofErr w:type="spellEnd"/>
-      <w:r>
-        <w:rPr>
-          <w:rStyle w:val="NormalTok"/>
-        </w:rPr>
-        <w:t>(</w:t>
-      </w:r>
-      <w:proofErr w:type="spellStart"/>
-      <w:r>
-        <w:rPr>
-          <w:rStyle w:val="NormalTok"/>
-        </w:rPr>
-        <w:t>averageRating</w:t>
-      </w:r>
-      <w:proofErr w:type="spellEnd"/>
-      <w:r>
-        <w:rPr>
-          <w:rStyle w:val="NormalTok"/>
-        </w:rPr>
-        <w:t>)</w:t>
-      </w:r>
-      <w:r>
-        <w:br/>
-      </w:r>
-      <w:r>
-        <w:rPr>
-          <w:rStyle w:val="NormalTok"/>
-        </w:rPr>
-        <w:t xml:space="preserve">          )</w:t>
-      </w:r>
-    </w:p>
-    <w:p>
-      <w:pPr>
-        <w:pStyle w:val="SourceCode"/>
-      </w:pPr>
-      <w:r>
-        <w:rPr>
-          <w:rStyle w:val="VerbatimChar"/>
-        </w:rPr>
-        <w:t xml:space="preserve">## # A </w:t>
-      </w:r>
-      <w:proofErr w:type="spellStart"/>
-      <w:r>
-        <w:rPr>
-          <w:rStyle w:val="VerbatimChar"/>
-        </w:rPr>
-        <w:t>tibble</w:t>
-      </w:r>
-      <w:proofErr w:type="spellEnd"/>
-      <w:r>
-        <w:rPr>
-          <w:rStyle w:val="VerbatimChar"/>
-        </w:rPr>
-        <w:t>: 1 x 1</w:t>
-      </w:r>
-      <w:r>
-        <w:br/>
-      </w:r>
-      <w:r>
-        <w:rPr>
-          <w:rStyle w:val="VerbatimChar"/>
-        </w:rPr>
-        <w:t xml:space="preserve">##   </w:t>
-      </w:r>
-      <w:proofErr w:type="spellStart"/>
-      <w:r>
-        <w:rPr>
-          <w:rStyle w:val="VerbatimChar"/>
-        </w:rPr>
-        <w:t>sd_score</w:t>
-      </w:r>
-      <w:proofErr w:type="spellEnd"/>
-      <w:r>
-        <w:br/>
-      </w:r>
-      <w:r>
-        <w:rPr>
-          <w:rStyle w:val="VerbatimChar"/>
-        </w:rPr>
-        <w:t>##      &lt;</w:t>
-      </w:r>
-      <w:proofErr w:type="spellStart"/>
-      <w:r>
-        <w:rPr>
-          <w:rStyle w:val="VerbatimChar"/>
-        </w:rPr>
-        <w:t>dbl</w:t>
-      </w:r>
-      <w:proofErr w:type="spellEnd"/>
-      <w:r>
-        <w:rPr>
-          <w:rStyle w:val="VerbatimChar"/>
-        </w:rPr>
-        <w:t>&gt;</w:t>
-      </w:r>
-      <w:r>
-        <w:br/>
-      </w:r>
-      <w:r>
-        <w:rPr>
-          <w:rStyle w:val="VerbatimChar"/>
-        </w:rPr>
-        <w:t>## 1     1.25</w:t>
+        <w:t>Summar</w:t>
+      </w:r>
+      <w:r>
+        <w:t>izing a single quantitative variable</w:t>
       </w:r>
     </w:p>
     <w:p>
@@ -3024,42 +3374,224 @@
         </w:numPr>
       </w:pPr>
       <w:r>
-        <w:t>Interpret the value of the standard deviation in the context of these data.</w:t>
-      </w:r>
-    </w:p>
-    <w:p/>
-    <w:p>
-      <w:pPr>
-        <w:pStyle w:val="Heading3"/>
-      </w:pPr>
-      <w:bookmarkStart w:id="9" w:name="take-home-messages"/>
-      <w:r>
-        <w:t>Take-Home Messages</w:t>
-      </w:r>
-    </w:p>
-    <w:p>
-      <w:pPr>
+        <w:t xml:space="preserve">Based on the distributions provided, do you believe the </w:t>
+      </w:r>
+      <w:r>
+        <w:rPr>
+          <w:i/>
+          <w:iCs/>
+        </w:rPr>
+        <w:t>mean</w:t>
+      </w:r>
+      <w:r>
+        <w:t xml:space="preserve"> IMDb score will be greater or less than the median? Explain why!</w:t>
+      </w:r>
+    </w:p>
+    <w:p>
+      <w:pPr>
+        <w:pStyle w:val="Compact"/>
+      </w:pPr>
+    </w:p>
+    <w:p>
+      <w:pPr>
+        <w:pStyle w:val="Compact"/>
+      </w:pPr>
+    </w:p>
+    <w:p>
+      <w:pPr>
+        <w:pStyle w:val="Compact"/>
+      </w:pPr>
+    </w:p>
+    <w:p>
+      <w:pPr>
+        <w:pStyle w:val="Compact"/>
+      </w:pPr>
+    </w:p>
+    <w:p>
+      <w:pPr>
+        <w:pStyle w:val="FirstParagraph"/>
+      </w:pPr>
+      <w:r>
+        <w:t>In the code below I’ve calculated the standard deviation of the IMDb scores.</w:t>
+      </w:r>
+    </w:p>
+    <w:p>
+      <w:pPr>
+        <w:pStyle w:val="SourceCode"/>
+      </w:pPr>
+      <w:r>
+        <w:rPr>
+          <w:rStyle w:val="FunctionTok"/>
+        </w:rPr>
+        <w:t>summarize</w:t>
+      </w:r>
+      <w:r>
+        <w:rPr>
+          <w:rStyle w:val="NormalTok"/>
+        </w:rPr>
+        <w:t>(movie_</w:t>
+      </w:r>
+      <w:r>
+        <w:rPr>
+          <w:rStyle w:val="NormalTok"/>
+        </w:rPr>
+        <w:t xml:space="preserve">ratings, </w:t>
+      </w:r>
+      <w:r>
+        <w:br/>
+      </w:r>
+      <w:r>
+        <w:rPr>
+          <w:rStyle w:val="NormalTok"/>
+        </w:rPr>
+        <w:t xml:space="preserve">          </w:t>
+      </w:r>
+      <w:r>
+        <w:rPr>
+          <w:rStyle w:val="AttributeTok"/>
+        </w:rPr>
+        <w:t>sd_score =</w:t>
+      </w:r>
+      <w:r>
+        <w:rPr>
+          <w:rStyle w:val="NormalTok"/>
+        </w:rPr>
+        <w:t xml:space="preserve"> </w:t>
+      </w:r>
+      <w:r>
+        <w:rPr>
+          <w:rStyle w:val="FunctionTok"/>
+        </w:rPr>
+        <w:t>sd</w:t>
+      </w:r>
+      <w:r>
+        <w:rPr>
+          <w:rStyle w:val="NormalTok"/>
+        </w:rPr>
+        <w:t>(averageRating)</w:t>
+      </w:r>
+      <w:r>
+        <w:br/>
+      </w:r>
+      <w:r>
+        <w:rPr>
+          <w:rStyle w:val="NormalTok"/>
+        </w:rPr>
+        <w:t xml:space="preserve">          )</w:t>
+      </w:r>
+    </w:p>
+    <w:p>
+      <w:pPr>
+        <w:pStyle w:val="SourceCode"/>
+      </w:pPr>
+      <w:r>
+        <w:rPr>
+          <w:rStyle w:val="VerbatimChar"/>
+        </w:rPr>
+        <w:t>## # A tibble: 1 x 1</w:t>
+      </w:r>
+      <w:r>
+        <w:br/>
+      </w:r>
+      <w:r>
+        <w:rPr>
+          <w:rStyle w:val="VerbatimChar"/>
+        </w:rPr>
+        <w:t>##   sd_score</w:t>
+      </w:r>
+      <w:r>
+        <w:br/>
+      </w:r>
+      <w:r>
+        <w:rPr>
+          <w:rStyle w:val="VerbatimChar"/>
+        </w:rPr>
+        <w:t>##      &lt;dbl&gt;</w:t>
+      </w:r>
+      <w:r>
+        <w:br/>
+      </w:r>
+      <w:r>
+        <w:rPr>
+          <w:rStyle w:val="VerbatimChar"/>
+        </w:rPr>
+        <w:t>## 1     1.25</w:t>
+      </w:r>
+    </w:p>
+    <w:p>
+      <w:pPr>
+        <w:pStyle w:val="Compact"/>
         <w:numPr>
           <w:ilvl w:val="0"/>
           <w:numId w:val="23"/>
         </w:numPr>
       </w:pPr>
       <w:r>
-        <w:t>Histograms, box plots, and dot plots can all be used to graphically display a single quantitative variable.</w:t>
+        <w:t>Interpret the value of the standard deviation in the context of these data.</w:t>
+      </w:r>
+    </w:p>
+    <w:p>
+      <w:pPr>
+        <w:pStyle w:val="Compact"/>
+        <w:ind w:left="720"/>
+      </w:pPr>
+    </w:p>
+    <w:p>
+      <w:pPr>
+        <w:pStyle w:val="Compact"/>
+        <w:ind w:left="720"/>
+      </w:pPr>
+    </w:p>
+    <w:p>
+      <w:pPr>
+        <w:pStyle w:val="Compact"/>
+        <w:ind w:left="720"/>
+      </w:pPr>
+    </w:p>
+    <w:p>
+      <w:pPr>
+        <w:pStyle w:val="Compact"/>
+        <w:ind w:left="720"/>
+      </w:pPr>
+    </w:p>
+    <w:p>
+      <w:pPr>
+        <w:pStyle w:val="Compact"/>
+        <w:ind w:left="720"/>
+      </w:pPr>
+    </w:p>
+    <w:p>
+      <w:pPr>
+        <w:pStyle w:val="Heading3"/>
+      </w:pPr>
+      <w:bookmarkStart w:id="9" w:name="take-home-messages"/>
+      <w:r>
+        <w:t>Take-Home Messages</w:t>
       </w:r>
     </w:p>
     <w:p>
       <w:pPr>
         <w:numPr>
           <w:ilvl w:val="0"/>
-          <w:numId w:val="23"/>
+          <w:numId w:val="24"/>
         </w:numPr>
       </w:pPr>
       <w:r>
-        <w:t>The box plot is created using the five number summary: the minimum value, Q1, median, Q3, and the maximum value. Values in the data set that are les</w:t>
-      </w:r>
-      <w:r>
-        <w:t xml:space="preserve">s than </w:t>
+        <w:t xml:space="preserve">Histograms, box plots, and dot plots </w:t>
+      </w:r>
+      <w:r>
+        <w:t>can all be used to graphically display a single quantitative variable.</w:t>
+      </w:r>
+    </w:p>
+    <w:p>
+      <w:pPr>
+        <w:numPr>
+          <w:ilvl w:val="0"/>
+          <w:numId w:val="24"/>
+        </w:numPr>
+      </w:pPr>
+      <w:r>
+        <w:t xml:space="preserve">The box plot is created using the five number summary: the minimum value, Q1, median, Q3, and the maximum value. Values in the data set that are less than </w:t>
       </w:r>
       <m:oMath>
         <m:sSub>
@@ -3186,7 +3718,7 @@
       <w:pPr>
         <w:numPr>
           <w:ilvl w:val="0"/>
-          <w:numId w:val="23"/>
+          <w:numId w:val="24"/>
         </w:numPr>
       </w:pPr>
       <w:r>
@@ -3200,21 +3732,24 @@
         <w:t>and</w:t>
       </w:r>
       <w:r>
-        <w:t xml:space="preserve"> displayed graphically to give us information about the study</w:t>
-      </w:r>
-      <w:r>
-        <w:t>.</w:t>
+        <w:t xml:space="preserve"> </w:t>
+      </w:r>
+      <w:r>
+        <w:t>displayed graphically to give us information about the study.</w:t>
       </w:r>
     </w:p>
     <w:p>
       <w:pPr>
         <w:numPr>
           <w:ilvl w:val="0"/>
-          <w:numId w:val="23"/>
+          <w:numId w:val="24"/>
         </w:numPr>
       </w:pPr>
       <w:r>
-        <w:t xml:space="preserve">When comparing distributions of quantitative variables we look at the shape, center, spread, and for outliers. There are two measures of center: mean and the median and two measures of spread: standard deviation and the interquartile range, </w:t>
+        <w:t>When comparing distributions of quantitative variables we look at the shape, center, spread, and for outliers. There are two measures of center: mean and the median and two measures of spread: s</w:t>
+      </w:r>
+      <w:r>
+        <w:t xml:space="preserve">tandard deviation and the interquartile range, </w:t>
       </w:r>
       <m:oMath>
         <m:r>
@@ -3330,7 +3865,7 @@
   <w:abstractNum w:abstractNumId="0" w15:restartNumberingAfterBreak="0">
     <w:nsid w:val="0000A990"/>
     <w:multiLevelType w:val="multilevel"/>
-    <w:tmpl w:val="C1B4D120"/>
+    <w:tmpl w:val="5676792C"/>
     <w:lvl w:ilvl="0">
       <w:numFmt w:val="bullet"/>
       <w:lvlText w:val=" "/>
@@ -3407,7 +3942,7 @@
   <w:abstractNum w:abstractNumId="1" w15:restartNumberingAfterBreak="0">
     <w:nsid w:val="0000A991"/>
     <w:multiLevelType w:val="multilevel"/>
-    <w:tmpl w:val="14D48EDA"/>
+    <w:tmpl w:val="6D3C20B0"/>
     <w:lvl w:ilvl="0">
       <w:numFmt w:val="bullet"/>
       <w:lvlText w:val="•"/>
@@ -3484,7 +4019,7 @@
   <w:abstractNum w:abstractNumId="2" w15:restartNumberingAfterBreak="0">
     <w:nsid w:val="00A99411"/>
     <w:multiLevelType w:val="multilevel"/>
-    <w:tmpl w:val="C4C09F60"/>
+    <w:tmpl w:val="6964A282"/>
     <w:lvl w:ilvl="0">
       <w:start w:val="1"/>
       <w:numFmt w:val="decimal"/>
@@ -3570,7 +4105,7 @@
   <w:abstractNum w:abstractNumId="3" w15:restartNumberingAfterBreak="0">
     <w:nsid w:val="00A99412"/>
     <w:multiLevelType w:val="multilevel"/>
-    <w:tmpl w:val="C5D63448"/>
+    <w:tmpl w:val="497A583C"/>
     <w:lvl w:ilvl="0">
       <w:start w:val="2"/>
       <w:numFmt w:val="decimal"/>
@@ -3656,7 +4191,7 @@
   <w:abstractNum w:abstractNumId="4" w15:restartNumberingAfterBreak="0">
     <w:nsid w:val="00A99413"/>
     <w:multiLevelType w:val="multilevel"/>
-    <w:tmpl w:val="3C5015CE"/>
+    <w:tmpl w:val="D6B0C382"/>
     <w:lvl w:ilvl="0">
       <w:start w:val="3"/>
       <w:numFmt w:val="decimal"/>
@@ -3742,7 +4277,7 @@
   <w:abstractNum w:abstractNumId="5" w15:restartNumberingAfterBreak="0">
     <w:nsid w:val="00A99414"/>
     <w:multiLevelType w:val="multilevel"/>
-    <w:tmpl w:val="B5D0894C"/>
+    <w:tmpl w:val="D45ED61A"/>
     <w:lvl w:ilvl="0">
       <w:start w:val="4"/>
       <w:numFmt w:val="decimal"/>
@@ -3828,7 +4363,7 @@
   <w:abstractNum w:abstractNumId="6" w15:restartNumberingAfterBreak="0">
     <w:nsid w:val="00A99415"/>
     <w:multiLevelType w:val="multilevel"/>
-    <w:tmpl w:val="78302FC8"/>
+    <w:tmpl w:val="127223C8"/>
     <w:lvl w:ilvl="0">
       <w:start w:val="5"/>
       <w:numFmt w:val="decimal"/>
@@ -3914,7 +4449,7 @@
   <w:abstractNum w:abstractNumId="7" w15:restartNumberingAfterBreak="0">
     <w:nsid w:val="00A99416"/>
     <w:multiLevelType w:val="multilevel"/>
-    <w:tmpl w:val="E8F80A6C"/>
+    <w:tmpl w:val="2F0C2DD6"/>
     <w:lvl w:ilvl="0">
       <w:start w:val="6"/>
       <w:numFmt w:val="decimal"/>
@@ -4000,7 +4535,7 @@
   <w:abstractNum w:abstractNumId="8" w15:restartNumberingAfterBreak="0">
     <w:nsid w:val="00A99417"/>
     <w:multiLevelType w:val="multilevel"/>
-    <w:tmpl w:val="4F2A6BC2"/>
+    <w:tmpl w:val="04884B34"/>
     <w:lvl w:ilvl="0">
       <w:start w:val="7"/>
       <w:numFmt w:val="decimal"/>
@@ -4086,7 +4621,7 @@
   <w:abstractNum w:abstractNumId="9" w15:restartNumberingAfterBreak="0">
     <w:nsid w:val="00A99418"/>
     <w:multiLevelType w:val="multilevel"/>
-    <w:tmpl w:val="84F67564"/>
+    <w:tmpl w:val="1FE4F8A0"/>
     <w:lvl w:ilvl="0">
       <w:start w:val="8"/>
       <w:numFmt w:val="decimal"/>
@@ -4172,7 +4707,7 @@
   <w:abstractNum w:abstractNumId="10" w15:restartNumberingAfterBreak="0">
     <w:nsid w:val="00A99419"/>
     <w:multiLevelType w:val="multilevel"/>
-    <w:tmpl w:val="97F645BE"/>
+    <w:tmpl w:val="2B52362C"/>
     <w:lvl w:ilvl="0">
       <w:start w:val="9"/>
       <w:numFmt w:val="decimal"/>
@@ -4258,7 +4793,7 @@
   <w:abstractNum w:abstractNumId="11" w15:restartNumberingAfterBreak="0">
     <w:nsid w:val="0A994110"/>
     <w:multiLevelType w:val="multilevel"/>
-    <w:tmpl w:val="511E81F4"/>
+    <w:tmpl w:val="2AEE48CE"/>
     <w:lvl w:ilvl="0">
       <w:start w:val="10"/>
       <w:numFmt w:val="decimal"/>
@@ -4344,7 +4879,7 @@
   <w:abstractNum w:abstractNumId="12" w15:restartNumberingAfterBreak="0">
     <w:nsid w:val="0A994111"/>
     <w:multiLevelType w:val="multilevel"/>
-    <w:tmpl w:val="32C65386"/>
+    <w:tmpl w:val="20547D70"/>
     <w:lvl w:ilvl="0">
       <w:start w:val="11"/>
       <w:numFmt w:val="decimal"/>
@@ -4430,7 +4965,7 @@
   <w:abstractNum w:abstractNumId="13" w15:restartNumberingAfterBreak="0">
     <w:nsid w:val="0A994112"/>
     <w:multiLevelType w:val="multilevel"/>
-    <w:tmpl w:val="216EC3F2"/>
+    <w:tmpl w:val="8C7ABD44"/>
     <w:lvl w:ilvl="0">
       <w:start w:val="12"/>
       <w:numFmt w:val="decimal"/>
@@ -4516,7 +5051,7 @@
   <w:abstractNum w:abstractNumId="14" w15:restartNumberingAfterBreak="0">
     <w:nsid w:val="0A994113"/>
     <w:multiLevelType w:val="multilevel"/>
-    <w:tmpl w:val="6748C406"/>
+    <w:tmpl w:val="AF1AF150"/>
     <w:lvl w:ilvl="0">
       <w:start w:val="13"/>
       <w:numFmt w:val="decimal"/>
@@ -4599,16 +5134,188 @@
       </w:pPr>
     </w:lvl>
   </w:abstractNum>
-  <w:num w:numId="1" w16cid:durableId="703793782">
+  <w:abstractNum w:abstractNumId="15" w15:restartNumberingAfterBreak="0">
+    <w:nsid w:val="0A994114"/>
+    <w:multiLevelType w:val="multilevel"/>
+    <w:tmpl w:val="22D00BA0"/>
+    <w:lvl w:ilvl="0">
+      <w:start w:val="14"/>
+      <w:numFmt w:val="decimal"/>
+      <w:lvlText w:val="%1."/>
+      <w:lvlJc w:val="left"/>
+      <w:pPr>
+        <w:ind w:left="720" w:hanging="480"/>
+      </w:pPr>
+    </w:lvl>
+    <w:lvl w:ilvl="1">
+      <w:start w:val="14"/>
+      <w:numFmt w:val="decimal"/>
+      <w:lvlText w:val="%2."/>
+      <w:lvlJc w:val="left"/>
+      <w:pPr>
+        <w:ind w:left="1440" w:hanging="480"/>
+      </w:pPr>
+    </w:lvl>
+    <w:lvl w:ilvl="2">
+      <w:start w:val="14"/>
+      <w:numFmt w:val="decimal"/>
+      <w:lvlText w:val="%3."/>
+      <w:lvlJc w:val="left"/>
+      <w:pPr>
+        <w:ind w:left="2160" w:hanging="480"/>
+      </w:pPr>
+    </w:lvl>
+    <w:lvl w:ilvl="3">
+      <w:start w:val="14"/>
+      <w:numFmt w:val="decimal"/>
+      <w:lvlText w:val="%4."/>
+      <w:lvlJc w:val="left"/>
+      <w:pPr>
+        <w:ind w:left="2880" w:hanging="480"/>
+      </w:pPr>
+    </w:lvl>
+    <w:lvl w:ilvl="4">
+      <w:start w:val="14"/>
+      <w:numFmt w:val="decimal"/>
+      <w:lvlText w:val="%5."/>
+      <w:lvlJc w:val="left"/>
+      <w:pPr>
+        <w:ind w:left="3600" w:hanging="480"/>
+      </w:pPr>
+    </w:lvl>
+    <w:lvl w:ilvl="5">
+      <w:start w:val="14"/>
+      <w:numFmt w:val="decimal"/>
+      <w:lvlText w:val="%6."/>
+      <w:lvlJc w:val="left"/>
+      <w:pPr>
+        <w:ind w:left="4320" w:hanging="480"/>
+      </w:pPr>
+    </w:lvl>
+    <w:lvl w:ilvl="6">
+      <w:start w:val="14"/>
+      <w:numFmt w:val="decimal"/>
+      <w:lvlText w:val="%7."/>
+      <w:lvlJc w:val="left"/>
+      <w:pPr>
+        <w:ind w:left="5040" w:hanging="480"/>
+      </w:pPr>
+    </w:lvl>
+    <w:lvl w:ilvl="7">
+      <w:start w:val="14"/>
+      <w:numFmt w:val="decimal"/>
+      <w:lvlText w:val="%8."/>
+      <w:lvlJc w:val="left"/>
+      <w:pPr>
+        <w:ind w:left="5760" w:hanging="480"/>
+      </w:pPr>
+    </w:lvl>
+    <w:lvl w:ilvl="8">
+      <w:start w:val="14"/>
+      <w:numFmt w:val="decimal"/>
+      <w:lvlText w:val="%9."/>
+      <w:lvlJc w:val="left"/>
+      <w:pPr>
+        <w:ind w:left="6480" w:hanging="480"/>
+      </w:pPr>
+    </w:lvl>
+  </w:abstractNum>
+  <w:abstractNum w:abstractNumId="16" w15:restartNumberingAfterBreak="0">
+    <w:nsid w:val="0A994115"/>
+    <w:multiLevelType w:val="multilevel"/>
+    <w:tmpl w:val="B3F449B4"/>
+    <w:lvl w:ilvl="0">
+      <w:start w:val="15"/>
+      <w:numFmt w:val="decimal"/>
+      <w:lvlText w:val="%1."/>
+      <w:lvlJc w:val="left"/>
+      <w:pPr>
+        <w:ind w:left="720" w:hanging="480"/>
+      </w:pPr>
+    </w:lvl>
+    <w:lvl w:ilvl="1">
+      <w:start w:val="15"/>
+      <w:numFmt w:val="decimal"/>
+      <w:lvlText w:val="%2."/>
+      <w:lvlJc w:val="left"/>
+      <w:pPr>
+        <w:ind w:left="1440" w:hanging="480"/>
+      </w:pPr>
+    </w:lvl>
+    <w:lvl w:ilvl="2">
+      <w:start w:val="15"/>
+      <w:numFmt w:val="decimal"/>
+      <w:lvlText w:val="%3."/>
+      <w:lvlJc w:val="left"/>
+      <w:pPr>
+        <w:ind w:left="2160" w:hanging="480"/>
+      </w:pPr>
+    </w:lvl>
+    <w:lvl w:ilvl="3">
+      <w:start w:val="15"/>
+      <w:numFmt w:val="decimal"/>
+      <w:lvlText w:val="%4."/>
+      <w:lvlJc w:val="left"/>
+      <w:pPr>
+        <w:ind w:left="2880" w:hanging="480"/>
+      </w:pPr>
+    </w:lvl>
+    <w:lvl w:ilvl="4">
+      <w:start w:val="15"/>
+      <w:numFmt w:val="decimal"/>
+      <w:lvlText w:val="%5."/>
+      <w:lvlJc w:val="left"/>
+      <w:pPr>
+        <w:ind w:left="3600" w:hanging="480"/>
+      </w:pPr>
+    </w:lvl>
+    <w:lvl w:ilvl="5">
+      <w:start w:val="15"/>
+      <w:numFmt w:val="decimal"/>
+      <w:lvlText w:val="%6."/>
+      <w:lvlJc w:val="left"/>
+      <w:pPr>
+        <w:ind w:left="4320" w:hanging="480"/>
+      </w:pPr>
+    </w:lvl>
+    <w:lvl w:ilvl="6">
+      <w:start w:val="15"/>
+      <w:numFmt w:val="decimal"/>
+      <w:lvlText w:val="%7."/>
+      <w:lvlJc w:val="left"/>
+      <w:pPr>
+        <w:ind w:left="5040" w:hanging="480"/>
+      </w:pPr>
+    </w:lvl>
+    <w:lvl w:ilvl="7">
+      <w:start w:val="15"/>
+      <w:numFmt w:val="decimal"/>
+      <w:lvlText w:val="%8."/>
+      <w:lvlJc w:val="left"/>
+      <w:pPr>
+        <w:ind w:left="5760" w:hanging="480"/>
+      </w:pPr>
+    </w:lvl>
+    <w:lvl w:ilvl="8">
+      <w:start w:val="15"/>
+      <w:numFmt w:val="decimal"/>
+      <w:lvlText w:val="%9."/>
+      <w:lvlJc w:val="left"/>
+      <w:pPr>
+        <w:ind w:left="6480" w:hanging="480"/>
+      </w:pPr>
+    </w:lvl>
+  </w:abstractNum>
+  <w:num w:numId="1" w16cid:durableId="1075054443">
     <w:abstractNumId w:val="0"/>
   </w:num>
-  <w:num w:numId="2" w16cid:durableId="1402024561">
+  <w:num w:numId="2" w16cid:durableId="2014986060">
     <w:abstractNumId w:val="1"/>
   </w:num>
-  <w:num w:numId="3" w16cid:durableId="1953635077">
+  <w:num w:numId="3" w16cid:durableId="1727682274">
     <w:abstractNumId w:val="1"/>
   </w:num>
-  <w:num w:numId="4" w16cid:durableId="1752969062">
+  <w:num w:numId="4" w16cid:durableId="972295448">
     <w:abstractNumId w:val="2"/>
     <w:lvlOverride w:ilvl="0">
       <w:startOverride w:val="1"/>
@@ -4638,7 +5345,7 @@
       <w:startOverride w:val="1"/>
     </w:lvlOverride>
   </w:num>
-  <w:num w:numId="5" w16cid:durableId="762844584">
+  <w:num w:numId="5" w16cid:durableId="586232575">
     <w:abstractNumId w:val="3"/>
     <w:lvlOverride w:ilvl="0">
       <w:startOverride w:val="2"/>
@@ -4668,7 +5375,7 @@
       <w:startOverride w:val="2"/>
     </w:lvlOverride>
   </w:num>
-  <w:num w:numId="6" w16cid:durableId="1588925107">
+  <w:num w:numId="6" w16cid:durableId="311565274">
     <w:abstractNumId w:val="4"/>
     <w:lvlOverride w:ilvl="0">
       <w:startOverride w:val="3"/>
@@ -4698,10 +5405,7 @@
       <w:startOverride w:val="3"/>
     </w:lvlOverride>
   </w:num>
-  <w:num w:numId="7" w16cid:durableId="587739640">
-    <w:abstractNumId w:val="1"/>
-  </w:num>
-  <w:num w:numId="8" w16cid:durableId="2142767075">
+  <w:num w:numId="7" w16cid:durableId="476262764">
     <w:abstractNumId w:val="5"/>
     <w:lvlOverride w:ilvl="0">
       <w:startOverride w:val="4"/>
@@ -4731,7 +5435,10 @@
       <w:startOverride w:val="4"/>
     </w:lvlOverride>
   </w:num>
-  <w:num w:numId="9" w16cid:durableId="395906857">
+  <w:num w:numId="8" w16cid:durableId="55710629">
+    <w:abstractNumId w:val="1"/>
+  </w:num>
+  <w:num w:numId="9" w16cid:durableId="1025836346">
     <w:abstractNumId w:val="6"/>
     <w:lvlOverride w:ilvl="0">
       <w:startOverride w:val="5"/>
@@ -4761,37 +5468,7 @@
       <w:startOverride w:val="5"/>
     </w:lvlOverride>
   </w:num>
-  <w:num w:numId="10" w16cid:durableId="518280513">
-    <w:abstractNumId w:val="6"/>
-    <w:lvlOverride w:ilvl="0">
-      <w:startOverride w:val="5"/>
-    </w:lvlOverride>
-    <w:lvlOverride w:ilvl="1">
-      <w:startOverride w:val="5"/>
-    </w:lvlOverride>
-    <w:lvlOverride w:ilvl="2">
-      <w:startOverride w:val="5"/>
-    </w:lvlOverride>
-    <w:lvlOverride w:ilvl="3">
-      <w:startOverride w:val="5"/>
-    </w:lvlOverride>
-    <w:lvlOverride w:ilvl="4">
-      <w:startOverride w:val="5"/>
-    </w:lvlOverride>
-    <w:lvlOverride w:ilvl="5">
-      <w:startOverride w:val="5"/>
-    </w:lvlOverride>
-    <w:lvlOverride w:ilvl="6">
-      <w:startOverride w:val="5"/>
-    </w:lvlOverride>
-    <w:lvlOverride w:ilvl="7">
-      <w:startOverride w:val="5"/>
-    </w:lvlOverride>
-    <w:lvlOverride w:ilvl="8">
-      <w:startOverride w:val="5"/>
-    </w:lvlOverride>
-  </w:num>
-  <w:num w:numId="11" w16cid:durableId="594634505">
+  <w:num w:numId="10" w16cid:durableId="1260286680">
     <w:abstractNumId w:val="7"/>
     <w:lvlOverride w:ilvl="0">
       <w:startOverride w:val="6"/>
@@ -4821,7 +5498,7 @@
       <w:startOverride w:val="6"/>
     </w:lvlOverride>
   </w:num>
-  <w:num w:numId="12" w16cid:durableId="908350139">
+  <w:num w:numId="11" w16cid:durableId="287859566">
     <w:abstractNumId w:val="8"/>
     <w:lvlOverride w:ilvl="0">
       <w:startOverride w:val="7"/>
@@ -4851,10 +5528,7 @@
       <w:startOverride w:val="7"/>
     </w:lvlOverride>
   </w:num>
-  <w:num w:numId="13" w16cid:durableId="1134714086">
-    <w:abstractNumId w:val="1"/>
-  </w:num>
-  <w:num w:numId="14" w16cid:durableId="1755978836">
+  <w:num w:numId="12" w16cid:durableId="571895349">
     <w:abstractNumId w:val="9"/>
     <w:lvlOverride w:ilvl="0">
       <w:startOverride w:val="8"/>
@@ -4884,7 +5558,7 @@
       <w:startOverride w:val="8"/>
     </w:lvlOverride>
   </w:num>
-  <w:num w:numId="15" w16cid:durableId="263079213">
+  <w:num w:numId="13" w16cid:durableId="5644093">
     <w:abstractNumId w:val="10"/>
     <w:lvlOverride w:ilvl="0">
       <w:startOverride w:val="9"/>
@@ -4914,7 +5588,10 @@
       <w:startOverride w:val="9"/>
     </w:lvlOverride>
   </w:num>
-  <w:num w:numId="16" w16cid:durableId="643899461">
+  <w:num w:numId="14" w16cid:durableId="760952091">
+    <w:abstractNumId w:val="1"/>
+  </w:num>
+  <w:num w:numId="15" w16cid:durableId="1691756101">
     <w:abstractNumId w:val="11"/>
     <w:lvlOverride w:ilvl="0">
       <w:startOverride w:val="10"/>
@@ -4944,7 +5621,7 @@
       <w:startOverride w:val="10"/>
     </w:lvlOverride>
   </w:num>
-  <w:num w:numId="17" w16cid:durableId="1967661616">
+  <w:num w:numId="16" w16cid:durableId="1708604056">
     <w:abstractNumId w:val="12"/>
     <w:lvlOverride w:ilvl="0">
       <w:startOverride w:val="11"/>
@@ -4974,16 +5651,7 @@
       <w:startOverride w:val="11"/>
     </w:lvlOverride>
   </w:num>
-  <w:num w:numId="18" w16cid:durableId="1254974487">
-    <w:abstractNumId w:val="1"/>
-  </w:num>
-  <w:num w:numId="19" w16cid:durableId="1202671277">
-    <w:abstractNumId w:val="1"/>
-  </w:num>
-  <w:num w:numId="20" w16cid:durableId="609093301">
-    <w:abstractNumId w:val="1"/>
-  </w:num>
-  <w:num w:numId="21" w16cid:durableId="20709861">
+  <w:num w:numId="17" w16cid:durableId="1646936639">
     <w:abstractNumId w:val="13"/>
     <w:lvlOverride w:ilvl="0">
       <w:startOverride w:val="12"/>
@@ -5013,7 +5681,7 @@
       <w:startOverride w:val="12"/>
     </w:lvlOverride>
   </w:num>
-  <w:num w:numId="22" w16cid:durableId="178207230">
+  <w:num w:numId="18" w16cid:durableId="1345285955">
     <w:abstractNumId w:val="14"/>
     <w:lvlOverride w:ilvl="0">
       <w:startOverride w:val="13"/>
@@ -5043,35 +5711,77 @@
       <w:startOverride w:val="13"/>
     </w:lvlOverride>
   </w:num>
-  <w:num w:numId="23" w16cid:durableId="334307886">
-    <w:abstractNumId w:val="2"/>
+  <w:num w:numId="19" w16cid:durableId="325061236">
+    <w:abstractNumId w:val="1"/>
+  </w:num>
+  <w:num w:numId="20" w16cid:durableId="958880792">
+    <w:abstractNumId w:val="1"/>
+  </w:num>
+  <w:num w:numId="21" w16cid:durableId="915557416">
+    <w:abstractNumId w:val="1"/>
+  </w:num>
+  <w:num w:numId="22" w16cid:durableId="491531727">
+    <w:abstractNumId w:val="15"/>
     <w:lvlOverride w:ilvl="0">
-      <w:startOverride w:val="1"/>
+      <w:startOverride w:val="14"/>
     </w:lvlOverride>
     <w:lvlOverride w:ilvl="1">
-      <w:startOverride w:val="1"/>
+      <w:startOverride w:val="14"/>
     </w:lvlOverride>
     <w:lvlOverride w:ilvl="2">
-      <w:startOverride w:val="1"/>
+      <w:startOverride w:val="14"/>
     </w:lvlOverride>
     <w:lvlOverride w:ilvl="3">
-      <w:startOverride w:val="1"/>
+      <w:startOverride w:val="14"/>
     </w:lvlOverride>
     <w:lvlOverride w:ilvl="4">
-      <w:startOverride w:val="1"/>
+      <w:startOverride w:val="14"/>
     </w:lvlOverride>
     <w:lvlOverride w:ilvl="5">
-      <w:startOverride w:val="1"/>
+      <w:startOverride w:val="14"/>
     </w:lvlOverride>
     <w:lvlOverride w:ilvl="6">
-      <w:startOverride w:val="1"/>
+      <w:startOverride w:val="14"/>
     </w:lvlOverride>
     <w:lvlOverride w:ilvl="7">
-      <w:startOverride w:val="1"/>
+      <w:startOverride w:val="14"/>
     </w:lvlOverride>
     <w:lvlOverride w:ilvl="8">
-      <w:startOverride w:val="1"/>
-    </w:lvlOverride>
+      <w:startOverride w:val="14"/>
+    </w:lvlOverride>
+  </w:num>
+  <w:num w:numId="23" w16cid:durableId="388265289">
+    <w:abstractNumId w:val="16"/>
+    <w:lvlOverride w:ilvl="0">
+      <w:startOverride w:val="15"/>
+    </w:lvlOverride>
+    <w:lvlOverride w:ilvl="1">
+      <w:startOverride w:val="15"/>
+    </w:lvlOverride>
+    <w:lvlOverride w:ilvl="2">
+      <w:startOverride w:val="15"/>
+    </w:lvlOverride>
+    <w:lvlOverride w:ilvl="3">
+      <w:startOverride w:val="15"/>
+    </w:lvlOverride>
+    <w:lvlOverride w:ilvl="4">
+      <w:startOverride w:val="15"/>
+    </w:lvlOverride>
+    <w:lvlOverride w:ilvl="5">
+      <w:startOverride w:val="15"/>
+    </w:lvlOverride>
+    <w:lvlOverride w:ilvl="6">
+      <w:startOverride w:val="15"/>
+    </w:lvlOverride>
+    <w:lvlOverride w:ilvl="7">
+      <w:startOverride w:val="15"/>
+    </w:lvlOverride>
+    <w:lvlOverride w:ilvl="8">
+      <w:startOverride w:val="15"/>
+    </w:lvlOverride>
+  </w:num>
+  <w:num w:numId="24" w16cid:durableId="796143432">
+    <w:abstractNumId w:val="1"/>
   </w:num>
 </w:numbering>
 </file>
